--- a/docs/tables/carbo/sec11_lm_d365.docx
+++ b/docs/tables/carbo/sec11_lm_d365.docx
@@ -20,7 +20,7 @@
         <w:gridCol w:w="2624"/>
         <w:gridCol w:w="778"/>
         <w:gridCol w:w="912"/>
-        <w:gridCol w:w="1463"/>
+        <w:gridCol w:w="1536"/>
         <w:gridCol w:w="1181"/>
         <w:gridCol w:w="778"/>
         <w:gridCol w:w="912"/>
@@ -2043,113 +2043,113 @@
                 <w:szCs w:val="22"/>
                 <w:color w:val="000000"/>
               </w:rPr>
-              <w:t xml:space="preserve">-6.0</w:t>
-            </w:r>
-          </w:p>
-        </w:tc>
-        <w:tc>
-          <w:tcPr>
-            <w:tcBorders>
-              <w:bottom w:val="none" w:sz="0" w:space="0" w:color="000000"/>
-              <w:top w:val="none" w:sz="0" w:space="0" w:color="000000"/>
-              <w:left w:val="none" w:sz="0" w:space="0" w:color="000000"/>
-              <w:right w:val="none" w:sz="0" w:space="0" w:color="000000"/>
-            </w:tcBorders>
-            <w:shd w:val="clear" w:color="auto" w:fill="FFFFFF"/>
-            <w:tcMar>
-              <w:top w:w="0" w:type="dxa"/>
-              <w:bottom w:w="0" w:type="dxa"/>
-              <w:left w:w="0" w:type="dxa"/>
-              <w:right w:w="0" w:type="dxa"/>
-            </w:tcMar>
-            <w:vAlign w:val="top"/>
-          </w:tcPr>
-          <w:p>
-            <w:pPr>
-              <w:pStyle w:val="Normal"/>
-              <w:jc w:val="center"/>
-              <w:pBdr>
-                <w:bottom w:val="none" w:sz="0" w:space="0" w:color="000000"/>
-                <w:top w:val="none" w:sz="0" w:space="0" w:color="000000"/>
-                <w:left w:val="none" w:sz="0" w:space="0" w:color="000000"/>
-                <w:right w:val="none" w:sz="0" w:space="0" w:color="000000"/>
-              </w:pBdr>
-              <w:spacing w:after="100" w:before="100" w:line="240"/>
-              <w:ind w:left="100" w:right="100" w:firstLine="0" w:firstLineChars="0"/>
-              <w:rPr>
-                <w:rFonts w:ascii="Helvetica" w:hAnsi="Helvetica" w:eastAsia="Helvetica" w:cs="Helvetica"/>
-                <w:i w:val="false"/>
-                <w:b w:val="false"/>
-                <w:u w:val="none"/>
-                <w:sz w:val="22"/>
-                <w:szCs w:val="22"/>
-                <w:color w:val="000000"/>
-              </w:rPr>
-            </w:pPr>
-            <w:r>
-              <w:rPr>
-                <w:rFonts w:ascii="Helvetica" w:hAnsi="Helvetica" w:eastAsia="Helvetica" w:cs="Helvetica"/>
-                <w:i w:val="false"/>
-                <w:b w:val="false"/>
-                <w:u w:val="none"/>
-                <w:sz w:val="22"/>
-                <w:szCs w:val="22"/>
-                <w:color w:val="000000"/>
-              </w:rPr>
-              <w:t xml:space="preserve">-12, -0.29</w:t>
-            </w:r>
-          </w:p>
-        </w:tc>
-        <w:tc>
-          <w:tcPr>
-            <w:tcBorders>
-              <w:bottom w:val="none" w:sz="0" w:space="0" w:color="000000"/>
-              <w:top w:val="none" w:sz="0" w:space="0" w:color="000000"/>
-              <w:left w:val="none" w:sz="0" w:space="0" w:color="000000"/>
-              <w:right w:val="none" w:sz="0" w:space="0" w:color="000000"/>
-            </w:tcBorders>
-            <w:shd w:val="clear" w:color="auto" w:fill="FFFFFF"/>
-            <w:tcMar>
-              <w:top w:w="0" w:type="dxa"/>
-              <w:bottom w:w="0" w:type="dxa"/>
-              <w:left w:w="0" w:type="dxa"/>
-              <w:right w:w="0" w:type="dxa"/>
-            </w:tcMar>
-            <w:vAlign w:val="top"/>
-          </w:tcPr>
-          <w:p>
-            <w:pPr>
-              <w:pStyle w:val="Normal"/>
-              <w:jc w:val="center"/>
-              <w:pBdr>
-                <w:bottom w:val="none" w:sz="0" w:space="0" w:color="000000"/>
-                <w:top w:val="none" w:sz="0" w:space="0" w:color="000000"/>
-                <w:left w:val="none" w:sz="0" w:space="0" w:color="000000"/>
-                <w:right w:val="none" w:sz="0" w:space="0" w:color="000000"/>
-              </w:pBdr>
-              <w:spacing w:after="100" w:before="100" w:line="240"/>
-              <w:ind w:left="100" w:right="100" w:firstLine="0" w:firstLineChars="0"/>
-              <w:rPr>
-                <w:rFonts w:ascii="Helvetica" w:hAnsi="Helvetica" w:eastAsia="Helvetica" w:cs="Helvetica"/>
-                <w:i w:val="false"/>
-                <w:b w:val="false"/>
-                <w:u w:val="none"/>
-                <w:sz w:val="22"/>
-                <w:szCs w:val="22"/>
-                <w:color w:val="000000"/>
-              </w:rPr>
-            </w:pPr>
-            <w:r>
-              <w:rPr>
-                <w:rFonts w:ascii="Helvetica" w:hAnsi="Helvetica" w:eastAsia="Helvetica" w:cs="Helvetica"/>
-                <w:i w:val="false"/>
-                <w:b w:val="false"/>
-                <w:u w:val="none"/>
-                <w:sz w:val="22"/>
-                <w:szCs w:val="22"/>
-                <w:color w:val="000000"/>
-              </w:rPr>
-              <w:t xml:space="preserve">0.040</w:t>
+              <w:t xml:space="preserve">-3.4</w:t>
+            </w:r>
+          </w:p>
+        </w:tc>
+        <w:tc>
+          <w:tcPr>
+            <w:tcBorders>
+              <w:bottom w:val="none" w:sz="0" w:space="0" w:color="000000"/>
+              <w:top w:val="none" w:sz="0" w:space="0" w:color="000000"/>
+              <w:left w:val="none" w:sz="0" w:space="0" w:color="000000"/>
+              <w:right w:val="none" w:sz="0" w:space="0" w:color="000000"/>
+            </w:tcBorders>
+            <w:shd w:val="clear" w:color="auto" w:fill="FFFFFF"/>
+            <w:tcMar>
+              <w:top w:w="0" w:type="dxa"/>
+              <w:bottom w:w="0" w:type="dxa"/>
+              <w:left w:w="0" w:type="dxa"/>
+              <w:right w:w="0" w:type="dxa"/>
+            </w:tcMar>
+            <w:vAlign w:val="top"/>
+          </w:tcPr>
+          <w:p>
+            <w:pPr>
+              <w:pStyle w:val="Normal"/>
+              <w:jc w:val="center"/>
+              <w:pBdr>
+                <w:bottom w:val="none" w:sz="0" w:space="0" w:color="000000"/>
+                <w:top w:val="none" w:sz="0" w:space="0" w:color="000000"/>
+                <w:left w:val="none" w:sz="0" w:space="0" w:color="000000"/>
+                <w:right w:val="none" w:sz="0" w:space="0" w:color="000000"/>
+              </w:pBdr>
+              <w:spacing w:after="100" w:before="100" w:line="240"/>
+              <w:ind w:left="100" w:right="100" w:firstLine="0" w:firstLineChars="0"/>
+              <w:rPr>
+                <w:rFonts w:ascii="Helvetica" w:hAnsi="Helvetica" w:eastAsia="Helvetica" w:cs="Helvetica"/>
+                <w:i w:val="false"/>
+                <w:b w:val="false"/>
+                <w:u w:val="none"/>
+                <w:sz w:val="22"/>
+                <w:szCs w:val="22"/>
+                <w:color w:val="000000"/>
+              </w:rPr>
+            </w:pPr>
+            <w:r>
+              <w:rPr>
+                <w:rFonts w:ascii="Helvetica" w:hAnsi="Helvetica" w:eastAsia="Helvetica" w:cs="Helvetica"/>
+                <w:i w:val="false"/>
+                <w:b w:val="false"/>
+                <w:u w:val="none"/>
+                <w:sz w:val="22"/>
+                <w:szCs w:val="22"/>
+                <w:color w:val="000000"/>
+              </w:rPr>
+              <w:t xml:space="preserve">-9.1, 2.2</w:t>
+            </w:r>
+          </w:p>
+        </w:tc>
+        <w:tc>
+          <w:tcPr>
+            <w:tcBorders>
+              <w:bottom w:val="none" w:sz="0" w:space="0" w:color="000000"/>
+              <w:top w:val="none" w:sz="0" w:space="0" w:color="000000"/>
+              <w:left w:val="none" w:sz="0" w:space="0" w:color="000000"/>
+              <w:right w:val="none" w:sz="0" w:space="0" w:color="000000"/>
+            </w:tcBorders>
+            <w:shd w:val="clear" w:color="auto" w:fill="FFFFFF"/>
+            <w:tcMar>
+              <w:top w:w="0" w:type="dxa"/>
+              <w:bottom w:w="0" w:type="dxa"/>
+              <w:left w:w="0" w:type="dxa"/>
+              <w:right w:w="0" w:type="dxa"/>
+            </w:tcMar>
+            <w:vAlign w:val="top"/>
+          </w:tcPr>
+          <w:p>
+            <w:pPr>
+              <w:pStyle w:val="Normal"/>
+              <w:jc w:val="center"/>
+              <w:pBdr>
+                <w:bottom w:val="none" w:sz="0" w:space="0" w:color="000000"/>
+                <w:top w:val="none" w:sz="0" w:space="0" w:color="000000"/>
+                <w:left w:val="none" w:sz="0" w:space="0" w:color="000000"/>
+                <w:right w:val="none" w:sz="0" w:space="0" w:color="000000"/>
+              </w:pBdr>
+              <w:spacing w:after="100" w:before="100" w:line="240"/>
+              <w:ind w:left="100" w:right="100" w:firstLine="0" w:firstLineChars="0"/>
+              <w:rPr>
+                <w:rFonts w:ascii="Helvetica" w:hAnsi="Helvetica" w:eastAsia="Helvetica" w:cs="Helvetica"/>
+                <w:i w:val="false"/>
+                <w:b w:val="false"/>
+                <w:u w:val="none"/>
+                <w:sz w:val="22"/>
+                <w:szCs w:val="22"/>
+                <w:color w:val="000000"/>
+              </w:rPr>
+            </w:pPr>
+            <w:r>
+              <w:rPr>
+                <w:rFonts w:ascii="Helvetica" w:hAnsi="Helvetica" w:eastAsia="Helvetica" w:cs="Helvetica"/>
+                <w:i w:val="false"/>
+                <w:b w:val="false"/>
+                <w:u w:val="none"/>
+                <w:sz w:val="22"/>
+                <w:szCs w:val="22"/>
+                <w:color w:val="000000"/>
+              </w:rPr>
+              <w:t xml:space="preserve">0.233</w:t>
             </w:r>
           </w:p>
         </w:tc>
@@ -2579,60 +2579,60 @@
                 <w:szCs w:val="22"/>
                 <w:color w:val="000000"/>
               </w:rPr>
-              <w:t xml:space="preserve">-0.26, 0.29</w:t>
-            </w:r>
-          </w:p>
-        </w:tc>
-        <w:tc>
-          <w:tcPr>
-            <w:tcBorders>
-              <w:bottom w:val="none" w:sz="0" w:space="0" w:color="000000"/>
-              <w:top w:val="none" w:sz="0" w:space="0" w:color="000000"/>
-              <w:left w:val="none" w:sz="0" w:space="0" w:color="000000"/>
-              <w:right w:val="none" w:sz="0" w:space="0" w:color="000000"/>
-            </w:tcBorders>
-            <w:shd w:val="clear" w:color="auto" w:fill="FFFFFF"/>
-            <w:tcMar>
-              <w:top w:w="0" w:type="dxa"/>
-              <w:bottom w:w="0" w:type="dxa"/>
-              <w:left w:w="0" w:type="dxa"/>
-              <w:right w:w="0" w:type="dxa"/>
-            </w:tcMar>
-            <w:vAlign w:val="top"/>
-          </w:tcPr>
-          <w:p>
-            <w:pPr>
-              <w:pStyle w:val="Normal"/>
-              <w:jc w:val="center"/>
-              <w:pBdr>
-                <w:bottom w:val="none" w:sz="0" w:space="0" w:color="000000"/>
-                <w:top w:val="none" w:sz="0" w:space="0" w:color="000000"/>
-                <w:left w:val="none" w:sz="0" w:space="0" w:color="000000"/>
-                <w:right w:val="none" w:sz="0" w:space="0" w:color="000000"/>
-              </w:pBdr>
-              <w:spacing w:after="100" w:before="100" w:line="240"/>
-              <w:ind w:left="100" w:right="100" w:firstLine="0" w:firstLineChars="0"/>
-              <w:rPr>
-                <w:rFonts w:ascii="Helvetica" w:hAnsi="Helvetica" w:eastAsia="Helvetica" w:cs="Helvetica"/>
-                <w:i w:val="false"/>
-                <w:b w:val="false"/>
-                <w:u w:val="none"/>
-                <w:sz w:val="22"/>
-                <w:szCs w:val="22"/>
-                <w:color w:val="000000"/>
-              </w:rPr>
-            </w:pPr>
-            <w:r>
-              <w:rPr>
-                <w:rFonts w:ascii="Helvetica" w:hAnsi="Helvetica" w:eastAsia="Helvetica" w:cs="Helvetica"/>
-                <w:i w:val="false"/>
-                <w:b w:val="false"/>
-                <w:u w:val="none"/>
-                <w:sz w:val="22"/>
-                <w:szCs w:val="22"/>
-                <w:color w:val="000000"/>
-              </w:rPr>
-              <w:t xml:space="preserve">0.901</w:t>
+              <w:t xml:space="preserve">-0.25, 0.29</w:t>
+            </w:r>
+          </w:p>
+        </w:tc>
+        <w:tc>
+          <w:tcPr>
+            <w:tcBorders>
+              <w:bottom w:val="none" w:sz="0" w:space="0" w:color="000000"/>
+              <w:top w:val="none" w:sz="0" w:space="0" w:color="000000"/>
+              <w:left w:val="none" w:sz="0" w:space="0" w:color="000000"/>
+              <w:right w:val="none" w:sz="0" w:space="0" w:color="000000"/>
+            </w:tcBorders>
+            <w:shd w:val="clear" w:color="auto" w:fill="FFFFFF"/>
+            <w:tcMar>
+              <w:top w:w="0" w:type="dxa"/>
+              <w:bottom w:w="0" w:type="dxa"/>
+              <w:left w:w="0" w:type="dxa"/>
+              <w:right w:w="0" w:type="dxa"/>
+            </w:tcMar>
+            <w:vAlign w:val="top"/>
+          </w:tcPr>
+          <w:p>
+            <w:pPr>
+              <w:pStyle w:val="Normal"/>
+              <w:jc w:val="center"/>
+              <w:pBdr>
+                <w:bottom w:val="none" w:sz="0" w:space="0" w:color="000000"/>
+                <w:top w:val="none" w:sz="0" w:space="0" w:color="000000"/>
+                <w:left w:val="none" w:sz="0" w:space="0" w:color="000000"/>
+                <w:right w:val="none" w:sz="0" w:space="0" w:color="000000"/>
+              </w:pBdr>
+              <w:spacing w:after="100" w:before="100" w:line="240"/>
+              <w:ind w:left="100" w:right="100" w:firstLine="0" w:firstLineChars="0"/>
+              <w:rPr>
+                <w:rFonts w:ascii="Helvetica" w:hAnsi="Helvetica" w:eastAsia="Helvetica" w:cs="Helvetica"/>
+                <w:i w:val="false"/>
+                <w:b w:val="false"/>
+                <w:u w:val="none"/>
+                <w:sz w:val="22"/>
+                <w:szCs w:val="22"/>
+                <w:color w:val="000000"/>
+              </w:rPr>
+            </w:pPr>
+            <w:r>
+              <w:rPr>
+                <w:rFonts w:ascii="Helvetica" w:hAnsi="Helvetica" w:eastAsia="Helvetica" w:cs="Helvetica"/>
+                <w:i w:val="false"/>
+                <w:b w:val="false"/>
+                <w:u w:val="none"/>
+                <w:sz w:val="22"/>
+                <w:szCs w:val="22"/>
+                <w:color w:val="000000"/>
+              </w:rPr>
+              <w:t xml:space="preserve">0.905</w:t>
             </w:r>
           </w:p>
         </w:tc>
@@ -4028,60 +4028,60 @@
                 <w:szCs w:val="22"/>
                 <w:color w:val="000000"/>
               </w:rPr>
-              <w:t xml:space="preserve">-22, -0.70</w:t>
-            </w:r>
-          </w:p>
-        </w:tc>
-        <w:tc>
-          <w:tcPr>
-            <w:tcBorders>
-              <w:bottom w:val="none" w:sz="0" w:space="0" w:color="000000"/>
-              <w:top w:val="none" w:sz="0" w:space="0" w:color="000000"/>
-              <w:left w:val="none" w:sz="0" w:space="0" w:color="000000"/>
-              <w:right w:val="none" w:sz="0" w:space="0" w:color="000000"/>
-            </w:tcBorders>
-            <w:shd w:val="clear" w:color="auto" w:fill="FFFFFF"/>
-            <w:tcMar>
-              <w:top w:w="0" w:type="dxa"/>
-              <w:bottom w:w="0" w:type="dxa"/>
-              <w:left w:w="0" w:type="dxa"/>
-              <w:right w:w="0" w:type="dxa"/>
-            </w:tcMar>
-            <w:vAlign w:val="top"/>
-          </w:tcPr>
-          <w:p>
-            <w:pPr>
-              <w:pStyle w:val="Normal"/>
-              <w:jc w:val="center"/>
-              <w:pBdr>
-                <w:bottom w:val="none" w:sz="0" w:space="0" w:color="000000"/>
-                <w:top w:val="none" w:sz="0" w:space="0" w:color="000000"/>
-                <w:left w:val="none" w:sz="0" w:space="0" w:color="000000"/>
-                <w:right w:val="none" w:sz="0" w:space="0" w:color="000000"/>
-              </w:pBdr>
-              <w:spacing w:after="100" w:before="100" w:line="240"/>
-              <w:ind w:left="100" w:right="100" w:firstLine="0" w:firstLineChars="0"/>
-              <w:rPr>
-                <w:rFonts w:ascii="Helvetica" w:hAnsi="Helvetica" w:eastAsia="Helvetica" w:cs="Helvetica"/>
-                <w:i w:val="false"/>
-                <w:b w:val="false"/>
-                <w:u w:val="none"/>
-                <w:sz w:val="22"/>
-                <w:szCs w:val="22"/>
-                <w:color w:val="000000"/>
-              </w:rPr>
-            </w:pPr>
-            <w:r>
-              <w:rPr>
-                <w:rFonts w:ascii="Helvetica" w:hAnsi="Helvetica" w:eastAsia="Helvetica" w:cs="Helvetica"/>
-                <w:i w:val="false"/>
-                <w:b w:val="false"/>
-                <w:u w:val="none"/>
-                <w:sz w:val="22"/>
-                <w:szCs w:val="22"/>
-                <w:color w:val="000000"/>
-              </w:rPr>
-              <w:t xml:space="preserve">0.037</w:t>
+              <w:t xml:space="preserve">-21, 0.05</w:t>
+            </w:r>
+          </w:p>
+        </w:tc>
+        <w:tc>
+          <w:tcPr>
+            <w:tcBorders>
+              <w:bottom w:val="none" w:sz="0" w:space="0" w:color="000000"/>
+              <w:top w:val="none" w:sz="0" w:space="0" w:color="000000"/>
+              <w:left w:val="none" w:sz="0" w:space="0" w:color="000000"/>
+              <w:right w:val="none" w:sz="0" w:space="0" w:color="000000"/>
+            </w:tcBorders>
+            <w:shd w:val="clear" w:color="auto" w:fill="FFFFFF"/>
+            <w:tcMar>
+              <w:top w:w="0" w:type="dxa"/>
+              <w:bottom w:w="0" w:type="dxa"/>
+              <w:left w:w="0" w:type="dxa"/>
+              <w:right w:w="0" w:type="dxa"/>
+            </w:tcMar>
+            <w:vAlign w:val="top"/>
+          </w:tcPr>
+          <w:p>
+            <w:pPr>
+              <w:pStyle w:val="Normal"/>
+              <w:jc w:val="center"/>
+              <w:pBdr>
+                <w:bottom w:val="none" w:sz="0" w:space="0" w:color="000000"/>
+                <w:top w:val="none" w:sz="0" w:space="0" w:color="000000"/>
+                <w:left w:val="none" w:sz="0" w:space="0" w:color="000000"/>
+                <w:right w:val="none" w:sz="0" w:space="0" w:color="000000"/>
+              </w:pBdr>
+              <w:spacing w:after="100" w:before="100" w:line="240"/>
+              <w:ind w:left="100" w:right="100" w:firstLine="0" w:firstLineChars="0"/>
+              <w:rPr>
+                <w:rFonts w:ascii="Helvetica" w:hAnsi="Helvetica" w:eastAsia="Helvetica" w:cs="Helvetica"/>
+                <w:i w:val="false"/>
+                <w:b w:val="false"/>
+                <w:u w:val="none"/>
+                <w:sz w:val="22"/>
+                <w:szCs w:val="22"/>
+                <w:color w:val="000000"/>
+              </w:rPr>
+            </w:pPr>
+            <w:r>
+              <w:rPr>
+                <w:rFonts w:ascii="Helvetica" w:hAnsi="Helvetica" w:eastAsia="Helvetica" w:cs="Helvetica"/>
+                <w:i w:val="false"/>
+                <w:b w:val="false"/>
+                <w:u w:val="none"/>
+                <w:sz w:val="22"/>
+                <w:szCs w:val="22"/>
+                <w:color w:val="000000"/>
+              </w:rPr>
+              <w:t xml:space="preserve">0.051</w:t>
             </w:r>
           </w:p>
         </w:tc>
@@ -4458,113 +4458,113 @@
                 <w:szCs w:val="22"/>
                 <w:color w:val="000000"/>
               </w:rPr>
-              <w:t xml:space="preserve">0.34</w:t>
-            </w:r>
-          </w:p>
-        </w:tc>
-        <w:tc>
-          <w:tcPr>
-            <w:tcBorders>
-              <w:bottom w:val="none" w:sz="0" w:space="0" w:color="000000"/>
-              <w:top w:val="none" w:sz="0" w:space="0" w:color="000000"/>
-              <w:left w:val="none" w:sz="0" w:space="0" w:color="000000"/>
-              <w:right w:val="none" w:sz="0" w:space="0" w:color="000000"/>
-            </w:tcBorders>
-            <w:shd w:val="clear" w:color="auto" w:fill="FFFFFF"/>
-            <w:tcMar>
-              <w:top w:w="0" w:type="dxa"/>
-              <w:bottom w:w="0" w:type="dxa"/>
-              <w:left w:w="0" w:type="dxa"/>
-              <w:right w:w="0" w:type="dxa"/>
-            </w:tcMar>
-            <w:vAlign w:val="top"/>
-          </w:tcPr>
-          <w:p>
-            <w:pPr>
-              <w:pStyle w:val="Normal"/>
-              <w:jc w:val="center"/>
-              <w:pBdr>
-                <w:bottom w:val="none" w:sz="0" w:space="0" w:color="000000"/>
-                <w:top w:val="none" w:sz="0" w:space="0" w:color="000000"/>
-                <w:left w:val="none" w:sz="0" w:space="0" w:color="000000"/>
-                <w:right w:val="none" w:sz="0" w:space="0" w:color="000000"/>
-              </w:pBdr>
-              <w:spacing w:after="100" w:before="100" w:line="240"/>
-              <w:ind w:left="100" w:right="100" w:firstLine="0" w:firstLineChars="0"/>
-              <w:rPr>
-                <w:rFonts w:ascii="Helvetica" w:hAnsi="Helvetica" w:eastAsia="Helvetica" w:cs="Helvetica"/>
-                <w:i w:val="false"/>
-                <w:b w:val="false"/>
-                <w:u w:val="none"/>
-                <w:sz w:val="22"/>
-                <w:szCs w:val="22"/>
-                <w:color w:val="000000"/>
-              </w:rPr>
-            </w:pPr>
-            <w:r>
-              <w:rPr>
-                <w:rFonts w:ascii="Helvetica" w:hAnsi="Helvetica" w:eastAsia="Helvetica" w:cs="Helvetica"/>
-                <w:i w:val="false"/>
-                <w:b w:val="false"/>
-                <w:u w:val="none"/>
-                <w:sz w:val="22"/>
-                <w:szCs w:val="22"/>
-                <w:color w:val="000000"/>
-              </w:rPr>
-              <w:t xml:space="preserve">-0.69, 1.4</w:t>
-            </w:r>
-          </w:p>
-        </w:tc>
-        <w:tc>
-          <w:tcPr>
-            <w:tcBorders>
-              <w:bottom w:val="none" w:sz="0" w:space="0" w:color="000000"/>
-              <w:top w:val="none" w:sz="0" w:space="0" w:color="000000"/>
-              <w:left w:val="none" w:sz="0" w:space="0" w:color="000000"/>
-              <w:right w:val="none" w:sz="0" w:space="0" w:color="000000"/>
-            </w:tcBorders>
-            <w:shd w:val="clear" w:color="auto" w:fill="FFFFFF"/>
-            <w:tcMar>
-              <w:top w:w="0" w:type="dxa"/>
-              <w:bottom w:w="0" w:type="dxa"/>
-              <w:left w:w="0" w:type="dxa"/>
-              <w:right w:w="0" w:type="dxa"/>
-            </w:tcMar>
-            <w:vAlign w:val="top"/>
-          </w:tcPr>
-          <w:p>
-            <w:pPr>
-              <w:pStyle w:val="Normal"/>
-              <w:jc w:val="center"/>
-              <w:pBdr>
-                <w:bottom w:val="none" w:sz="0" w:space="0" w:color="000000"/>
-                <w:top w:val="none" w:sz="0" w:space="0" w:color="000000"/>
-                <w:left w:val="none" w:sz="0" w:space="0" w:color="000000"/>
-                <w:right w:val="none" w:sz="0" w:space="0" w:color="000000"/>
-              </w:pBdr>
-              <w:spacing w:after="100" w:before="100" w:line="240"/>
-              <w:ind w:left="100" w:right="100" w:firstLine="0" w:firstLineChars="0"/>
-              <w:rPr>
-                <w:rFonts w:ascii="Helvetica" w:hAnsi="Helvetica" w:eastAsia="Helvetica" w:cs="Helvetica"/>
-                <w:i w:val="false"/>
-                <w:b w:val="false"/>
-                <w:u w:val="none"/>
-                <w:sz w:val="22"/>
-                <w:szCs w:val="22"/>
-                <w:color w:val="000000"/>
-              </w:rPr>
-            </w:pPr>
-            <w:r>
-              <w:rPr>
-                <w:rFonts w:ascii="Helvetica" w:hAnsi="Helvetica" w:eastAsia="Helvetica" w:cs="Helvetica"/>
-                <w:i w:val="false"/>
-                <w:b w:val="false"/>
-                <w:u w:val="none"/>
-                <w:sz w:val="22"/>
-                <w:szCs w:val="22"/>
-                <w:color w:val="000000"/>
-              </w:rPr>
-              <w:t xml:space="preserve">0.510</w:t>
+              <w:t xml:space="preserve">0.38</w:t>
+            </w:r>
+          </w:p>
+        </w:tc>
+        <w:tc>
+          <w:tcPr>
+            <w:tcBorders>
+              <w:bottom w:val="none" w:sz="0" w:space="0" w:color="000000"/>
+              <w:top w:val="none" w:sz="0" w:space="0" w:color="000000"/>
+              <w:left w:val="none" w:sz="0" w:space="0" w:color="000000"/>
+              <w:right w:val="none" w:sz="0" w:space="0" w:color="000000"/>
+            </w:tcBorders>
+            <w:shd w:val="clear" w:color="auto" w:fill="FFFFFF"/>
+            <w:tcMar>
+              <w:top w:w="0" w:type="dxa"/>
+              <w:bottom w:w="0" w:type="dxa"/>
+              <w:left w:w="0" w:type="dxa"/>
+              <w:right w:w="0" w:type="dxa"/>
+            </w:tcMar>
+            <w:vAlign w:val="top"/>
+          </w:tcPr>
+          <w:p>
+            <w:pPr>
+              <w:pStyle w:val="Normal"/>
+              <w:jc w:val="center"/>
+              <w:pBdr>
+                <w:bottom w:val="none" w:sz="0" w:space="0" w:color="000000"/>
+                <w:top w:val="none" w:sz="0" w:space="0" w:color="000000"/>
+                <w:left w:val="none" w:sz="0" w:space="0" w:color="000000"/>
+                <w:right w:val="none" w:sz="0" w:space="0" w:color="000000"/>
+              </w:pBdr>
+              <w:spacing w:after="100" w:before="100" w:line="240"/>
+              <w:ind w:left="100" w:right="100" w:firstLine="0" w:firstLineChars="0"/>
+              <w:rPr>
+                <w:rFonts w:ascii="Helvetica" w:hAnsi="Helvetica" w:eastAsia="Helvetica" w:cs="Helvetica"/>
+                <w:i w:val="false"/>
+                <w:b w:val="false"/>
+                <w:u w:val="none"/>
+                <w:sz w:val="22"/>
+                <w:szCs w:val="22"/>
+                <w:color w:val="000000"/>
+              </w:rPr>
+            </w:pPr>
+            <w:r>
+              <w:rPr>
+                <w:rFonts w:ascii="Helvetica" w:hAnsi="Helvetica" w:eastAsia="Helvetica" w:cs="Helvetica"/>
+                <w:i w:val="false"/>
+                <w:b w:val="false"/>
+                <w:u w:val="none"/>
+                <w:sz w:val="22"/>
+                <w:szCs w:val="22"/>
+                <w:color w:val="000000"/>
+              </w:rPr>
+              <w:t xml:space="preserve">-0.63, 1.4</w:t>
+            </w:r>
+          </w:p>
+        </w:tc>
+        <w:tc>
+          <w:tcPr>
+            <w:tcBorders>
+              <w:bottom w:val="none" w:sz="0" w:space="0" w:color="000000"/>
+              <w:top w:val="none" w:sz="0" w:space="0" w:color="000000"/>
+              <w:left w:val="none" w:sz="0" w:space="0" w:color="000000"/>
+              <w:right w:val="none" w:sz="0" w:space="0" w:color="000000"/>
+            </w:tcBorders>
+            <w:shd w:val="clear" w:color="auto" w:fill="FFFFFF"/>
+            <w:tcMar>
+              <w:top w:w="0" w:type="dxa"/>
+              <w:bottom w:w="0" w:type="dxa"/>
+              <w:left w:w="0" w:type="dxa"/>
+              <w:right w:w="0" w:type="dxa"/>
+            </w:tcMar>
+            <w:vAlign w:val="top"/>
+          </w:tcPr>
+          <w:p>
+            <w:pPr>
+              <w:pStyle w:val="Normal"/>
+              <w:jc w:val="center"/>
+              <w:pBdr>
+                <w:bottom w:val="none" w:sz="0" w:space="0" w:color="000000"/>
+                <w:top w:val="none" w:sz="0" w:space="0" w:color="000000"/>
+                <w:left w:val="none" w:sz="0" w:space="0" w:color="000000"/>
+                <w:right w:val="none" w:sz="0" w:space="0" w:color="000000"/>
+              </w:pBdr>
+              <w:spacing w:after="100" w:before="100" w:line="240"/>
+              <w:ind w:left="100" w:right="100" w:firstLine="0" w:firstLineChars="0"/>
+              <w:rPr>
+                <w:rFonts w:ascii="Helvetica" w:hAnsi="Helvetica" w:eastAsia="Helvetica" w:cs="Helvetica"/>
+                <w:i w:val="false"/>
+                <w:b w:val="false"/>
+                <w:u w:val="none"/>
+                <w:sz w:val="22"/>
+                <w:szCs w:val="22"/>
+                <w:color w:val="000000"/>
+              </w:rPr>
+            </w:pPr>
+            <w:r>
+              <w:rPr>
+                <w:rFonts w:ascii="Helvetica" w:hAnsi="Helvetica" w:eastAsia="Helvetica" w:cs="Helvetica"/>
+                <w:i w:val="false"/>
+                <w:b w:val="false"/>
+                <w:u w:val="none"/>
+                <w:sz w:val="22"/>
+                <w:szCs w:val="22"/>
+                <w:color w:val="000000"/>
+              </w:rPr>
+              <w:t xml:space="preserve">0.457</w:t>
             </w:r>
           </w:p>
         </w:tc>
@@ -5907,113 +5907,113 @@
                 <w:szCs w:val="22"/>
                 <w:color w:val="000000"/>
               </w:rPr>
-              <w:t xml:space="preserve">0.16</w:t>
-            </w:r>
-          </w:p>
-        </w:tc>
-        <w:tc>
-          <w:tcPr>
-            <w:tcBorders>
-              <w:bottom w:val="none" w:sz="0" w:space="0" w:color="000000"/>
-              <w:top w:val="none" w:sz="0" w:space="0" w:color="000000"/>
-              <w:left w:val="none" w:sz="0" w:space="0" w:color="000000"/>
-              <w:right w:val="none" w:sz="0" w:space="0" w:color="000000"/>
-            </w:tcBorders>
-            <w:shd w:val="clear" w:color="auto" w:fill="FFFFFF"/>
-            <w:tcMar>
-              <w:top w:w="0" w:type="dxa"/>
-              <w:bottom w:w="0" w:type="dxa"/>
-              <w:left w:w="0" w:type="dxa"/>
-              <w:right w:w="0" w:type="dxa"/>
-            </w:tcMar>
-            <w:vAlign w:val="top"/>
-          </w:tcPr>
-          <w:p>
-            <w:pPr>
-              <w:pStyle w:val="Normal"/>
-              <w:jc w:val="center"/>
-              <w:pBdr>
-                <w:bottom w:val="none" w:sz="0" w:space="0" w:color="000000"/>
-                <w:top w:val="none" w:sz="0" w:space="0" w:color="000000"/>
-                <w:left w:val="none" w:sz="0" w:space="0" w:color="000000"/>
-                <w:right w:val="none" w:sz="0" w:space="0" w:color="000000"/>
-              </w:pBdr>
-              <w:spacing w:after="100" w:before="100" w:line="240"/>
-              <w:ind w:left="100" w:right="100" w:firstLine="0" w:firstLineChars="0"/>
-              <w:rPr>
-                <w:rFonts w:ascii="Helvetica" w:hAnsi="Helvetica" w:eastAsia="Helvetica" w:cs="Helvetica"/>
-                <w:i w:val="false"/>
-                <w:b w:val="false"/>
-                <w:u w:val="none"/>
-                <w:sz w:val="22"/>
-                <w:szCs w:val="22"/>
-                <w:color w:val="000000"/>
-              </w:rPr>
-            </w:pPr>
-            <w:r>
-              <w:rPr>
-                <w:rFonts w:ascii="Helvetica" w:hAnsi="Helvetica" w:eastAsia="Helvetica" w:cs="Helvetica"/>
-                <w:i w:val="false"/>
-                <w:b w:val="false"/>
-                <w:u w:val="none"/>
-                <w:sz w:val="22"/>
-                <w:szCs w:val="22"/>
-                <w:color w:val="000000"/>
-              </w:rPr>
-              <w:t xml:space="preserve">-5.6, 5.9</w:t>
-            </w:r>
-          </w:p>
-        </w:tc>
-        <w:tc>
-          <w:tcPr>
-            <w:tcBorders>
-              <w:bottom w:val="none" w:sz="0" w:space="0" w:color="000000"/>
-              <w:top w:val="none" w:sz="0" w:space="0" w:color="000000"/>
-              <w:left w:val="none" w:sz="0" w:space="0" w:color="000000"/>
-              <w:right w:val="none" w:sz="0" w:space="0" w:color="000000"/>
-            </w:tcBorders>
-            <w:shd w:val="clear" w:color="auto" w:fill="FFFFFF"/>
-            <w:tcMar>
-              <w:top w:w="0" w:type="dxa"/>
-              <w:bottom w:w="0" w:type="dxa"/>
-              <w:left w:w="0" w:type="dxa"/>
-              <w:right w:w="0" w:type="dxa"/>
-            </w:tcMar>
-            <w:vAlign w:val="top"/>
-          </w:tcPr>
-          <w:p>
-            <w:pPr>
-              <w:pStyle w:val="Normal"/>
-              <w:jc w:val="center"/>
-              <w:pBdr>
-                <w:bottom w:val="none" w:sz="0" w:space="0" w:color="000000"/>
-                <w:top w:val="none" w:sz="0" w:space="0" w:color="000000"/>
-                <w:left w:val="none" w:sz="0" w:space="0" w:color="000000"/>
-                <w:right w:val="none" w:sz="0" w:space="0" w:color="000000"/>
-              </w:pBdr>
-              <w:spacing w:after="100" w:before="100" w:line="240"/>
-              <w:ind w:left="100" w:right="100" w:firstLine="0" w:firstLineChars="0"/>
-              <w:rPr>
-                <w:rFonts w:ascii="Helvetica" w:hAnsi="Helvetica" w:eastAsia="Helvetica" w:cs="Helvetica"/>
-                <w:i w:val="false"/>
-                <w:b w:val="false"/>
-                <w:u w:val="none"/>
-                <w:sz w:val="22"/>
-                <w:szCs w:val="22"/>
-                <w:color w:val="000000"/>
-              </w:rPr>
-            </w:pPr>
-            <w:r>
-              <w:rPr>
-                <w:rFonts w:ascii="Helvetica" w:hAnsi="Helvetica" w:eastAsia="Helvetica" w:cs="Helvetica"/>
-                <w:i w:val="false"/>
-                <w:b w:val="false"/>
-                <w:u w:val="none"/>
-                <w:sz w:val="22"/>
-                <w:szCs w:val="22"/>
-                <w:color w:val="000000"/>
-              </w:rPr>
-              <w:t xml:space="preserve">0.957</w:t>
+              <w:t xml:space="preserve">0.33</w:t>
+            </w:r>
+          </w:p>
+        </w:tc>
+        <w:tc>
+          <w:tcPr>
+            <w:tcBorders>
+              <w:bottom w:val="none" w:sz="0" w:space="0" w:color="000000"/>
+              <w:top w:val="none" w:sz="0" w:space="0" w:color="000000"/>
+              <w:left w:val="none" w:sz="0" w:space="0" w:color="000000"/>
+              <w:right w:val="none" w:sz="0" w:space="0" w:color="000000"/>
+            </w:tcBorders>
+            <w:shd w:val="clear" w:color="auto" w:fill="FFFFFF"/>
+            <w:tcMar>
+              <w:top w:w="0" w:type="dxa"/>
+              <w:bottom w:w="0" w:type="dxa"/>
+              <w:left w:w="0" w:type="dxa"/>
+              <w:right w:w="0" w:type="dxa"/>
+            </w:tcMar>
+            <w:vAlign w:val="top"/>
+          </w:tcPr>
+          <w:p>
+            <w:pPr>
+              <w:pStyle w:val="Normal"/>
+              <w:jc w:val="center"/>
+              <w:pBdr>
+                <w:bottom w:val="none" w:sz="0" w:space="0" w:color="000000"/>
+                <w:top w:val="none" w:sz="0" w:space="0" w:color="000000"/>
+                <w:left w:val="none" w:sz="0" w:space="0" w:color="000000"/>
+                <w:right w:val="none" w:sz="0" w:space="0" w:color="000000"/>
+              </w:pBdr>
+              <w:spacing w:after="100" w:before="100" w:line="240"/>
+              <w:ind w:left="100" w:right="100" w:firstLine="0" w:firstLineChars="0"/>
+              <w:rPr>
+                <w:rFonts w:ascii="Helvetica" w:hAnsi="Helvetica" w:eastAsia="Helvetica" w:cs="Helvetica"/>
+                <w:i w:val="false"/>
+                <w:b w:val="false"/>
+                <w:u w:val="none"/>
+                <w:sz w:val="22"/>
+                <w:szCs w:val="22"/>
+                <w:color w:val="000000"/>
+              </w:rPr>
+            </w:pPr>
+            <w:r>
+              <w:rPr>
+                <w:rFonts w:ascii="Helvetica" w:hAnsi="Helvetica" w:eastAsia="Helvetica" w:cs="Helvetica"/>
+                <w:i w:val="false"/>
+                <w:b w:val="false"/>
+                <w:u w:val="none"/>
+                <w:sz w:val="22"/>
+                <w:szCs w:val="22"/>
+                <w:color w:val="000000"/>
+              </w:rPr>
+              <w:t xml:space="preserve">-5.4, 6.1</w:t>
+            </w:r>
+          </w:p>
+        </w:tc>
+        <w:tc>
+          <w:tcPr>
+            <w:tcBorders>
+              <w:bottom w:val="none" w:sz="0" w:space="0" w:color="000000"/>
+              <w:top w:val="none" w:sz="0" w:space="0" w:color="000000"/>
+              <w:left w:val="none" w:sz="0" w:space="0" w:color="000000"/>
+              <w:right w:val="none" w:sz="0" w:space="0" w:color="000000"/>
+            </w:tcBorders>
+            <w:shd w:val="clear" w:color="auto" w:fill="FFFFFF"/>
+            <w:tcMar>
+              <w:top w:w="0" w:type="dxa"/>
+              <w:bottom w:w="0" w:type="dxa"/>
+              <w:left w:w="0" w:type="dxa"/>
+              <w:right w:w="0" w:type="dxa"/>
+            </w:tcMar>
+            <w:vAlign w:val="top"/>
+          </w:tcPr>
+          <w:p>
+            <w:pPr>
+              <w:pStyle w:val="Normal"/>
+              <w:jc w:val="center"/>
+              <w:pBdr>
+                <w:bottom w:val="none" w:sz="0" w:space="0" w:color="000000"/>
+                <w:top w:val="none" w:sz="0" w:space="0" w:color="000000"/>
+                <w:left w:val="none" w:sz="0" w:space="0" w:color="000000"/>
+                <w:right w:val="none" w:sz="0" w:space="0" w:color="000000"/>
+              </w:pBdr>
+              <w:spacing w:after="100" w:before="100" w:line="240"/>
+              <w:ind w:left="100" w:right="100" w:firstLine="0" w:firstLineChars="0"/>
+              <w:rPr>
+                <w:rFonts w:ascii="Helvetica" w:hAnsi="Helvetica" w:eastAsia="Helvetica" w:cs="Helvetica"/>
+                <w:i w:val="false"/>
+                <w:b w:val="false"/>
+                <w:u w:val="none"/>
+                <w:sz w:val="22"/>
+                <w:szCs w:val="22"/>
+                <w:color w:val="000000"/>
+              </w:rPr>
+            </w:pPr>
+            <w:r>
+              <w:rPr>
+                <w:rFonts w:ascii="Helvetica" w:hAnsi="Helvetica" w:eastAsia="Helvetica" w:cs="Helvetica"/>
+                <w:i w:val="false"/>
+                <w:b w:val="false"/>
+                <w:u w:val="none"/>
+                <w:sz w:val="22"/>
+                <w:szCs w:val="22"/>
+                <w:color w:val="000000"/>
+              </w:rPr>
+              <w:t xml:space="preserve">0.909</w:t>
             </w:r>
           </w:p>
         </w:tc>
@@ -7356,113 +7356,113 @@
                 <w:szCs w:val="22"/>
                 <w:color w:val="000000"/>
               </w:rPr>
-              <w:t xml:space="preserve">-0.08</w:t>
-            </w:r>
-          </w:p>
-        </w:tc>
-        <w:tc>
-          <w:tcPr>
-            <w:tcBorders>
-              <w:bottom w:val="none" w:sz="0" w:space="0" w:color="000000"/>
-              <w:top w:val="none" w:sz="0" w:space="0" w:color="000000"/>
-              <w:left w:val="none" w:sz="0" w:space="0" w:color="000000"/>
-              <w:right w:val="none" w:sz="0" w:space="0" w:color="000000"/>
-            </w:tcBorders>
-            <w:shd w:val="clear" w:color="auto" w:fill="FFFFFF"/>
-            <w:tcMar>
-              <w:top w:w="0" w:type="dxa"/>
-              <w:bottom w:w="0" w:type="dxa"/>
-              <w:left w:w="0" w:type="dxa"/>
-              <w:right w:w="0" w:type="dxa"/>
-            </w:tcMar>
-            <w:vAlign w:val="top"/>
-          </w:tcPr>
-          <w:p>
-            <w:pPr>
-              <w:pStyle w:val="Normal"/>
-              <w:jc w:val="center"/>
-              <w:pBdr>
-                <w:bottom w:val="none" w:sz="0" w:space="0" w:color="000000"/>
-                <w:top w:val="none" w:sz="0" w:space="0" w:color="000000"/>
-                <w:left w:val="none" w:sz="0" w:space="0" w:color="000000"/>
-                <w:right w:val="none" w:sz="0" w:space="0" w:color="000000"/>
-              </w:pBdr>
-              <w:spacing w:after="100" w:before="100" w:line="240"/>
-              <w:ind w:left="100" w:right="100" w:firstLine="0" w:firstLineChars="0"/>
-              <w:rPr>
-                <w:rFonts w:ascii="Helvetica" w:hAnsi="Helvetica" w:eastAsia="Helvetica" w:cs="Helvetica"/>
-                <w:i w:val="false"/>
-                <w:b w:val="false"/>
-                <w:u w:val="none"/>
-                <w:sz w:val="22"/>
-                <w:szCs w:val="22"/>
-                <w:color w:val="000000"/>
-              </w:rPr>
-            </w:pPr>
-            <w:r>
-              <w:rPr>
-                <w:rFonts w:ascii="Helvetica" w:hAnsi="Helvetica" w:eastAsia="Helvetica" w:cs="Helvetica"/>
-                <w:i w:val="false"/>
-                <w:b w:val="false"/>
-                <w:u w:val="none"/>
-                <w:sz w:val="22"/>
-                <w:szCs w:val="22"/>
-                <w:color w:val="000000"/>
-              </w:rPr>
-              <w:t xml:space="preserve">-14, 14</w:t>
-            </w:r>
-          </w:p>
-        </w:tc>
-        <w:tc>
-          <w:tcPr>
-            <w:tcBorders>
-              <w:bottom w:val="none" w:sz="0" w:space="0" w:color="000000"/>
-              <w:top w:val="none" w:sz="0" w:space="0" w:color="000000"/>
-              <w:left w:val="none" w:sz="0" w:space="0" w:color="000000"/>
-              <w:right w:val="none" w:sz="0" w:space="0" w:color="000000"/>
-            </w:tcBorders>
-            <w:shd w:val="clear" w:color="auto" w:fill="FFFFFF"/>
-            <w:tcMar>
-              <w:top w:w="0" w:type="dxa"/>
-              <w:bottom w:w="0" w:type="dxa"/>
-              <w:left w:w="0" w:type="dxa"/>
-              <w:right w:w="0" w:type="dxa"/>
-            </w:tcMar>
-            <w:vAlign w:val="top"/>
-          </w:tcPr>
-          <w:p>
-            <w:pPr>
-              <w:pStyle w:val="Normal"/>
-              <w:jc w:val="center"/>
-              <w:pBdr>
-                <w:bottom w:val="none" w:sz="0" w:space="0" w:color="000000"/>
-                <w:top w:val="none" w:sz="0" w:space="0" w:color="000000"/>
-                <w:left w:val="none" w:sz="0" w:space="0" w:color="000000"/>
-                <w:right w:val="none" w:sz="0" w:space="0" w:color="000000"/>
-              </w:pBdr>
-              <w:spacing w:after="100" w:before="100" w:line="240"/>
-              <w:ind w:left="100" w:right="100" w:firstLine="0" w:firstLineChars="0"/>
-              <w:rPr>
-                <w:rFonts w:ascii="Helvetica" w:hAnsi="Helvetica" w:eastAsia="Helvetica" w:cs="Helvetica"/>
-                <w:i w:val="false"/>
-                <w:b w:val="false"/>
-                <w:u w:val="none"/>
-                <w:sz w:val="22"/>
-                <w:szCs w:val="22"/>
-                <w:color w:val="000000"/>
-              </w:rPr>
-            </w:pPr>
-            <w:r>
-              <w:rPr>
-                <w:rFonts w:ascii="Helvetica" w:hAnsi="Helvetica" w:eastAsia="Helvetica" w:cs="Helvetica"/>
-                <w:i w:val="false"/>
-                <w:b w:val="false"/>
-                <w:u w:val="none"/>
-                <w:sz w:val="22"/>
-                <w:szCs w:val="22"/>
-                <w:color w:val="000000"/>
-              </w:rPr>
-              <w:t xml:space="preserve">0.991</w:t>
+              <w:t xml:space="preserve">0.64</w:t>
+            </w:r>
+          </w:p>
+        </w:tc>
+        <w:tc>
+          <w:tcPr>
+            <w:tcBorders>
+              <w:bottom w:val="none" w:sz="0" w:space="0" w:color="000000"/>
+              <w:top w:val="none" w:sz="0" w:space="0" w:color="000000"/>
+              <w:left w:val="none" w:sz="0" w:space="0" w:color="000000"/>
+              <w:right w:val="none" w:sz="0" w:space="0" w:color="000000"/>
+            </w:tcBorders>
+            <w:shd w:val="clear" w:color="auto" w:fill="FFFFFF"/>
+            <w:tcMar>
+              <w:top w:w="0" w:type="dxa"/>
+              <w:bottom w:w="0" w:type="dxa"/>
+              <w:left w:w="0" w:type="dxa"/>
+              <w:right w:w="0" w:type="dxa"/>
+            </w:tcMar>
+            <w:vAlign w:val="top"/>
+          </w:tcPr>
+          <w:p>
+            <w:pPr>
+              <w:pStyle w:val="Normal"/>
+              <w:jc w:val="center"/>
+              <w:pBdr>
+                <w:bottom w:val="none" w:sz="0" w:space="0" w:color="000000"/>
+                <w:top w:val="none" w:sz="0" w:space="0" w:color="000000"/>
+                <w:left w:val="none" w:sz="0" w:space="0" w:color="000000"/>
+                <w:right w:val="none" w:sz="0" w:space="0" w:color="000000"/>
+              </w:pBdr>
+              <w:spacing w:after="100" w:before="100" w:line="240"/>
+              <w:ind w:left="100" w:right="100" w:firstLine="0" w:firstLineChars="0"/>
+              <w:rPr>
+                <w:rFonts w:ascii="Helvetica" w:hAnsi="Helvetica" w:eastAsia="Helvetica" w:cs="Helvetica"/>
+                <w:i w:val="false"/>
+                <w:b w:val="false"/>
+                <w:u w:val="none"/>
+                <w:sz w:val="22"/>
+                <w:szCs w:val="22"/>
+                <w:color w:val="000000"/>
+              </w:rPr>
+            </w:pPr>
+            <w:r>
+              <w:rPr>
+                <w:rFonts w:ascii="Helvetica" w:hAnsi="Helvetica" w:eastAsia="Helvetica" w:cs="Helvetica"/>
+                <w:i w:val="false"/>
+                <w:b w:val="false"/>
+                <w:u w:val="none"/>
+                <w:sz w:val="22"/>
+                <w:szCs w:val="22"/>
+                <w:color w:val="000000"/>
+              </w:rPr>
+              <w:t xml:space="preserve">-14, 15</w:t>
+            </w:r>
+          </w:p>
+        </w:tc>
+        <w:tc>
+          <w:tcPr>
+            <w:tcBorders>
+              <w:bottom w:val="none" w:sz="0" w:space="0" w:color="000000"/>
+              <w:top w:val="none" w:sz="0" w:space="0" w:color="000000"/>
+              <w:left w:val="none" w:sz="0" w:space="0" w:color="000000"/>
+              <w:right w:val="none" w:sz="0" w:space="0" w:color="000000"/>
+            </w:tcBorders>
+            <w:shd w:val="clear" w:color="auto" w:fill="FFFFFF"/>
+            <w:tcMar>
+              <w:top w:w="0" w:type="dxa"/>
+              <w:bottom w:w="0" w:type="dxa"/>
+              <w:left w:w="0" w:type="dxa"/>
+              <w:right w:w="0" w:type="dxa"/>
+            </w:tcMar>
+            <w:vAlign w:val="top"/>
+          </w:tcPr>
+          <w:p>
+            <w:pPr>
+              <w:pStyle w:val="Normal"/>
+              <w:jc w:val="center"/>
+              <w:pBdr>
+                <w:bottom w:val="none" w:sz="0" w:space="0" w:color="000000"/>
+                <w:top w:val="none" w:sz="0" w:space="0" w:color="000000"/>
+                <w:left w:val="none" w:sz="0" w:space="0" w:color="000000"/>
+                <w:right w:val="none" w:sz="0" w:space="0" w:color="000000"/>
+              </w:pBdr>
+              <w:spacing w:after="100" w:before="100" w:line="240"/>
+              <w:ind w:left="100" w:right="100" w:firstLine="0" w:firstLineChars="0"/>
+              <w:rPr>
+                <w:rFonts w:ascii="Helvetica" w:hAnsi="Helvetica" w:eastAsia="Helvetica" w:cs="Helvetica"/>
+                <w:i w:val="false"/>
+                <w:b w:val="false"/>
+                <w:u w:val="none"/>
+                <w:sz w:val="22"/>
+                <w:szCs w:val="22"/>
+                <w:color w:val="000000"/>
+              </w:rPr>
+            </w:pPr>
+            <w:r>
+              <w:rPr>
+                <w:rFonts w:ascii="Helvetica" w:hAnsi="Helvetica" w:eastAsia="Helvetica" w:cs="Helvetica"/>
+                <w:i w:val="false"/>
+                <w:b w:val="false"/>
+                <w:u w:val="none"/>
+                <w:sz w:val="22"/>
+                <w:szCs w:val="22"/>
+                <w:color w:val="000000"/>
+              </w:rPr>
+              <w:t xml:space="preserve">0.929</w:t>
             </w:r>
           </w:p>
         </w:tc>
@@ -7892,60 +7892,60 @@
                 <w:szCs w:val="22"/>
                 <w:color w:val="000000"/>
               </w:rPr>
-              <w:t xml:space="preserve">-0.66, 33</w:t>
-            </w:r>
-          </w:p>
-        </w:tc>
-        <w:tc>
-          <w:tcPr>
-            <w:tcBorders>
-              <w:bottom w:val="none" w:sz="0" w:space="0" w:color="000000"/>
-              <w:top w:val="none" w:sz="0" w:space="0" w:color="000000"/>
-              <w:left w:val="none" w:sz="0" w:space="0" w:color="000000"/>
-              <w:right w:val="none" w:sz="0" w:space="0" w:color="000000"/>
-            </w:tcBorders>
-            <w:shd w:val="clear" w:color="auto" w:fill="FFFFFF"/>
-            <w:tcMar>
-              <w:top w:w="0" w:type="dxa"/>
-              <w:bottom w:w="0" w:type="dxa"/>
-              <w:left w:w="0" w:type="dxa"/>
-              <w:right w:w="0" w:type="dxa"/>
-            </w:tcMar>
-            <w:vAlign w:val="top"/>
-          </w:tcPr>
-          <w:p>
-            <w:pPr>
-              <w:pStyle w:val="Normal"/>
-              <w:jc w:val="center"/>
-              <w:pBdr>
-                <w:bottom w:val="none" w:sz="0" w:space="0" w:color="000000"/>
-                <w:top w:val="none" w:sz="0" w:space="0" w:color="000000"/>
-                <w:left w:val="none" w:sz="0" w:space="0" w:color="000000"/>
-                <w:right w:val="none" w:sz="0" w:space="0" w:color="000000"/>
-              </w:pBdr>
-              <w:spacing w:after="100" w:before="100" w:line="240"/>
-              <w:ind w:left="100" w:right="100" w:firstLine="0" w:firstLineChars="0"/>
-              <w:rPr>
-                <w:rFonts w:ascii="Helvetica" w:hAnsi="Helvetica" w:eastAsia="Helvetica" w:cs="Helvetica"/>
-                <w:i w:val="false"/>
-                <w:b w:val="false"/>
-                <w:u w:val="none"/>
-                <w:sz w:val="22"/>
-                <w:szCs w:val="22"/>
-                <w:color w:val="000000"/>
-              </w:rPr>
-            </w:pPr>
-            <w:r>
-              <w:rPr>
-                <w:rFonts w:ascii="Helvetica" w:hAnsi="Helvetica" w:eastAsia="Helvetica" w:cs="Helvetica"/>
-                <w:i w:val="false"/>
-                <w:b w:val="false"/>
-                <w:u w:val="none"/>
-                <w:sz w:val="22"/>
-                <w:szCs w:val="22"/>
-                <w:color w:val="000000"/>
-              </w:rPr>
-              <w:t xml:space="preserve">0.059</w:t>
+              <w:t xml:space="preserve">-0.84, 33</w:t>
+            </w:r>
+          </w:p>
+        </w:tc>
+        <w:tc>
+          <w:tcPr>
+            <w:tcBorders>
+              <w:bottom w:val="none" w:sz="0" w:space="0" w:color="000000"/>
+              <w:top w:val="none" w:sz="0" w:space="0" w:color="000000"/>
+              <w:left w:val="none" w:sz="0" w:space="0" w:color="000000"/>
+              <w:right w:val="none" w:sz="0" w:space="0" w:color="000000"/>
+            </w:tcBorders>
+            <w:shd w:val="clear" w:color="auto" w:fill="FFFFFF"/>
+            <w:tcMar>
+              <w:top w:w="0" w:type="dxa"/>
+              <w:bottom w:w="0" w:type="dxa"/>
+              <w:left w:w="0" w:type="dxa"/>
+              <w:right w:w="0" w:type="dxa"/>
+            </w:tcMar>
+            <w:vAlign w:val="top"/>
+          </w:tcPr>
+          <w:p>
+            <w:pPr>
+              <w:pStyle w:val="Normal"/>
+              <w:jc w:val="center"/>
+              <w:pBdr>
+                <w:bottom w:val="none" w:sz="0" w:space="0" w:color="000000"/>
+                <w:top w:val="none" w:sz="0" w:space="0" w:color="000000"/>
+                <w:left w:val="none" w:sz="0" w:space="0" w:color="000000"/>
+                <w:right w:val="none" w:sz="0" w:space="0" w:color="000000"/>
+              </w:pBdr>
+              <w:spacing w:after="100" w:before="100" w:line="240"/>
+              <w:ind w:left="100" w:right="100" w:firstLine="0" w:firstLineChars="0"/>
+              <w:rPr>
+                <w:rFonts w:ascii="Helvetica" w:hAnsi="Helvetica" w:eastAsia="Helvetica" w:cs="Helvetica"/>
+                <w:i w:val="false"/>
+                <w:b w:val="false"/>
+                <w:u w:val="none"/>
+                <w:sz w:val="22"/>
+                <w:szCs w:val="22"/>
+                <w:color w:val="000000"/>
+              </w:rPr>
+            </w:pPr>
+            <w:r>
+              <w:rPr>
+                <w:rFonts w:ascii="Helvetica" w:hAnsi="Helvetica" w:eastAsia="Helvetica" w:cs="Helvetica"/>
+                <w:i w:val="false"/>
+                <w:b w:val="false"/>
+                <w:u w:val="none"/>
+                <w:sz w:val="22"/>
+                <w:szCs w:val="22"/>
+                <w:color w:val="000000"/>
+              </w:rPr>
+              <w:t xml:space="preserve">0.062</w:t>
             </w:r>
           </w:p>
         </w:tc>
@@ -8322,7 +8322,7 @@
                 <w:szCs w:val="22"/>
                 <w:color w:val="000000"/>
               </w:rPr>
-              <w:t xml:space="preserve">4.7</w:t>
+              <w:t xml:space="preserve">4.9</w:t>
             </w:r>
           </w:p>
         </w:tc>
@@ -8428,7 +8428,7 @@
                 <w:szCs w:val="22"/>
                 <w:color w:val="000000"/>
               </w:rPr>
-              <w:t xml:space="preserve">0.690</w:t>
+              <w:t xml:space="preserve">0.673</w:t>
             </w:r>
           </w:p>
         </w:tc>
@@ -8805,113 +8805,113 @@
                 <w:szCs w:val="22"/>
                 <w:color w:val="000000"/>
               </w:rPr>
-              <w:t xml:space="preserve">6.2</w:t>
-            </w:r>
-          </w:p>
-        </w:tc>
-        <w:tc>
-          <w:tcPr>
-            <w:tcBorders>
-              <w:bottom w:val="none" w:sz="0" w:space="0" w:color="000000"/>
-              <w:top w:val="none" w:sz="0" w:space="0" w:color="000000"/>
-              <w:left w:val="none" w:sz="0" w:space="0" w:color="000000"/>
-              <w:right w:val="none" w:sz="0" w:space="0" w:color="000000"/>
-            </w:tcBorders>
-            <w:shd w:val="clear" w:color="auto" w:fill="FFFFFF"/>
-            <w:tcMar>
-              <w:top w:w="0" w:type="dxa"/>
-              <w:bottom w:w="0" w:type="dxa"/>
-              <w:left w:w="0" w:type="dxa"/>
-              <w:right w:w="0" w:type="dxa"/>
-            </w:tcMar>
-            <w:vAlign w:val="top"/>
-          </w:tcPr>
-          <w:p>
-            <w:pPr>
-              <w:pStyle w:val="Normal"/>
-              <w:jc w:val="center"/>
-              <w:pBdr>
-                <w:bottom w:val="none" w:sz="0" w:space="0" w:color="000000"/>
-                <w:top w:val="none" w:sz="0" w:space="0" w:color="000000"/>
-                <w:left w:val="none" w:sz="0" w:space="0" w:color="000000"/>
-                <w:right w:val="none" w:sz="0" w:space="0" w:color="000000"/>
-              </w:pBdr>
-              <w:spacing w:after="100" w:before="100" w:line="240"/>
-              <w:ind w:left="100" w:right="100" w:firstLine="0" w:firstLineChars="0"/>
-              <w:rPr>
-                <w:rFonts w:ascii="Helvetica" w:hAnsi="Helvetica" w:eastAsia="Helvetica" w:cs="Helvetica"/>
-                <w:i w:val="false"/>
-                <w:b w:val="false"/>
-                <w:u w:val="none"/>
-                <w:sz w:val="22"/>
-                <w:szCs w:val="22"/>
-                <w:color w:val="000000"/>
-              </w:rPr>
-            </w:pPr>
-            <w:r>
-              <w:rPr>
-                <w:rFonts w:ascii="Helvetica" w:hAnsi="Helvetica" w:eastAsia="Helvetica" w:cs="Helvetica"/>
-                <w:i w:val="false"/>
-                <w:b w:val="false"/>
-                <w:u w:val="none"/>
-                <w:sz w:val="22"/>
-                <w:szCs w:val="22"/>
-                <w:color w:val="000000"/>
-              </w:rPr>
-              <w:t xml:space="preserve">-11, 23</w:t>
-            </w:r>
-          </w:p>
-        </w:tc>
-        <w:tc>
-          <w:tcPr>
-            <w:tcBorders>
-              <w:bottom w:val="none" w:sz="0" w:space="0" w:color="000000"/>
-              <w:top w:val="none" w:sz="0" w:space="0" w:color="000000"/>
-              <w:left w:val="none" w:sz="0" w:space="0" w:color="000000"/>
-              <w:right w:val="none" w:sz="0" w:space="0" w:color="000000"/>
-            </w:tcBorders>
-            <w:shd w:val="clear" w:color="auto" w:fill="FFFFFF"/>
-            <w:tcMar>
-              <w:top w:w="0" w:type="dxa"/>
-              <w:bottom w:w="0" w:type="dxa"/>
-              <w:left w:w="0" w:type="dxa"/>
-              <w:right w:w="0" w:type="dxa"/>
-            </w:tcMar>
-            <w:vAlign w:val="top"/>
-          </w:tcPr>
-          <w:p>
-            <w:pPr>
-              <w:pStyle w:val="Normal"/>
-              <w:jc w:val="center"/>
-              <w:pBdr>
-                <w:bottom w:val="none" w:sz="0" w:space="0" w:color="000000"/>
-                <w:top w:val="none" w:sz="0" w:space="0" w:color="000000"/>
-                <w:left w:val="none" w:sz="0" w:space="0" w:color="000000"/>
-                <w:right w:val="none" w:sz="0" w:space="0" w:color="000000"/>
-              </w:pBdr>
-              <w:spacing w:after="100" w:before="100" w:line="240"/>
-              <w:ind w:left="100" w:right="100" w:firstLine="0" w:firstLineChars="0"/>
-              <w:rPr>
-                <w:rFonts w:ascii="Helvetica" w:hAnsi="Helvetica" w:eastAsia="Helvetica" w:cs="Helvetica"/>
-                <w:i w:val="false"/>
-                <w:b w:val="false"/>
-                <w:u w:val="none"/>
-                <w:sz w:val="22"/>
-                <w:szCs w:val="22"/>
-                <w:color w:val="000000"/>
-              </w:rPr>
-            </w:pPr>
-            <w:r>
-              <w:rPr>
-                <w:rFonts w:ascii="Helvetica" w:hAnsi="Helvetica" w:eastAsia="Helvetica" w:cs="Helvetica"/>
-                <w:i w:val="false"/>
-                <w:b w:val="false"/>
-                <w:u w:val="none"/>
-                <w:sz w:val="22"/>
-                <w:szCs w:val="22"/>
-                <w:color w:val="000000"/>
-              </w:rPr>
-              <w:t xml:space="preserve">0.470</w:t>
+              <w:t xml:space="preserve">6.8</w:t>
+            </w:r>
+          </w:p>
+        </w:tc>
+        <w:tc>
+          <w:tcPr>
+            <w:tcBorders>
+              <w:bottom w:val="none" w:sz="0" w:space="0" w:color="000000"/>
+              <w:top w:val="none" w:sz="0" w:space="0" w:color="000000"/>
+              <w:left w:val="none" w:sz="0" w:space="0" w:color="000000"/>
+              <w:right w:val="none" w:sz="0" w:space="0" w:color="000000"/>
+            </w:tcBorders>
+            <w:shd w:val="clear" w:color="auto" w:fill="FFFFFF"/>
+            <w:tcMar>
+              <w:top w:w="0" w:type="dxa"/>
+              <w:bottom w:w="0" w:type="dxa"/>
+              <w:left w:w="0" w:type="dxa"/>
+              <w:right w:w="0" w:type="dxa"/>
+            </w:tcMar>
+            <w:vAlign w:val="top"/>
+          </w:tcPr>
+          <w:p>
+            <w:pPr>
+              <w:pStyle w:val="Normal"/>
+              <w:jc w:val="center"/>
+              <w:pBdr>
+                <w:bottom w:val="none" w:sz="0" w:space="0" w:color="000000"/>
+                <w:top w:val="none" w:sz="0" w:space="0" w:color="000000"/>
+                <w:left w:val="none" w:sz="0" w:space="0" w:color="000000"/>
+                <w:right w:val="none" w:sz="0" w:space="0" w:color="000000"/>
+              </w:pBdr>
+              <w:spacing w:after="100" w:before="100" w:line="240"/>
+              <w:ind w:left="100" w:right="100" w:firstLine="0" w:firstLineChars="0"/>
+              <w:rPr>
+                <w:rFonts w:ascii="Helvetica" w:hAnsi="Helvetica" w:eastAsia="Helvetica" w:cs="Helvetica"/>
+                <w:i w:val="false"/>
+                <w:b w:val="false"/>
+                <w:u w:val="none"/>
+                <w:sz w:val="22"/>
+                <w:szCs w:val="22"/>
+                <w:color w:val="000000"/>
+              </w:rPr>
+            </w:pPr>
+            <w:r>
+              <w:rPr>
+                <w:rFonts w:ascii="Helvetica" w:hAnsi="Helvetica" w:eastAsia="Helvetica" w:cs="Helvetica"/>
+                <w:i w:val="false"/>
+                <w:b w:val="false"/>
+                <w:u w:val="none"/>
+                <w:sz w:val="22"/>
+                <w:szCs w:val="22"/>
+                <w:color w:val="000000"/>
+              </w:rPr>
+              <w:t xml:space="preserve">-10, 24</w:t>
+            </w:r>
+          </w:p>
+        </w:tc>
+        <w:tc>
+          <w:tcPr>
+            <w:tcBorders>
+              <w:bottom w:val="none" w:sz="0" w:space="0" w:color="000000"/>
+              <w:top w:val="none" w:sz="0" w:space="0" w:color="000000"/>
+              <w:left w:val="none" w:sz="0" w:space="0" w:color="000000"/>
+              <w:right w:val="none" w:sz="0" w:space="0" w:color="000000"/>
+            </w:tcBorders>
+            <w:shd w:val="clear" w:color="auto" w:fill="FFFFFF"/>
+            <w:tcMar>
+              <w:top w:w="0" w:type="dxa"/>
+              <w:bottom w:w="0" w:type="dxa"/>
+              <w:left w:w="0" w:type="dxa"/>
+              <w:right w:w="0" w:type="dxa"/>
+            </w:tcMar>
+            <w:vAlign w:val="top"/>
+          </w:tcPr>
+          <w:p>
+            <w:pPr>
+              <w:pStyle w:val="Normal"/>
+              <w:jc w:val="center"/>
+              <w:pBdr>
+                <w:bottom w:val="none" w:sz="0" w:space="0" w:color="000000"/>
+                <w:top w:val="none" w:sz="0" w:space="0" w:color="000000"/>
+                <w:left w:val="none" w:sz="0" w:space="0" w:color="000000"/>
+                <w:right w:val="none" w:sz="0" w:space="0" w:color="000000"/>
+              </w:pBdr>
+              <w:spacing w:after="100" w:before="100" w:line="240"/>
+              <w:ind w:left="100" w:right="100" w:firstLine="0" w:firstLineChars="0"/>
+              <w:rPr>
+                <w:rFonts w:ascii="Helvetica" w:hAnsi="Helvetica" w:eastAsia="Helvetica" w:cs="Helvetica"/>
+                <w:i w:val="false"/>
+                <w:b w:val="false"/>
+                <w:u w:val="none"/>
+                <w:sz w:val="22"/>
+                <w:szCs w:val="22"/>
+                <w:color w:val="000000"/>
+              </w:rPr>
+            </w:pPr>
+            <w:r>
+              <w:rPr>
+                <w:rFonts w:ascii="Helvetica" w:hAnsi="Helvetica" w:eastAsia="Helvetica" w:cs="Helvetica"/>
+                <w:i w:val="false"/>
+                <w:b w:val="false"/>
+                <w:u w:val="none"/>
+                <w:sz w:val="22"/>
+                <w:szCs w:val="22"/>
+                <w:color w:val="000000"/>
+              </w:rPr>
+              <w:t xml:space="preserve">0.425</w:t>
             </w:r>
           </w:p>
         </w:tc>
@@ -9341,7 +9341,7 @@
                 <w:szCs w:val="22"/>
                 <w:color w:val="000000"/>
               </w:rPr>
-              <w:t xml:space="preserve">9.9, 49</w:t>
+              <w:t xml:space="preserve">9.6, 49</w:t>
             </w:r>
           </w:p>
         </w:tc>
@@ -9877,7 +9877,7 @@
                 <w:szCs w:val="22"/>
                 <w:color w:val="000000"/>
               </w:rPr>
-              <w:t xml:space="preserve">0.855</w:t>
+              <w:t xml:space="preserve">0.852</w:t>
             </w:r>
           </w:p>
         </w:tc>
@@ -11220,113 +11220,113 @@
                 <w:szCs w:val="22"/>
                 <w:color w:val="000000"/>
               </w:rPr>
-              <w:t xml:space="preserve">2.9</w:t>
-            </w:r>
-          </w:p>
-        </w:tc>
-        <w:tc>
-          <w:tcPr>
-            <w:tcBorders>
-              <w:bottom w:val="none" w:sz="0" w:space="0" w:color="000000"/>
-              <w:top w:val="none" w:sz="0" w:space="0" w:color="000000"/>
-              <w:left w:val="none" w:sz="0" w:space="0" w:color="000000"/>
-              <w:right w:val="none" w:sz="0" w:space="0" w:color="000000"/>
-            </w:tcBorders>
-            <w:shd w:val="clear" w:color="auto" w:fill="FFFFFF"/>
-            <w:tcMar>
-              <w:top w:w="0" w:type="dxa"/>
-              <w:bottom w:w="0" w:type="dxa"/>
-              <w:left w:w="0" w:type="dxa"/>
-              <w:right w:w="0" w:type="dxa"/>
-            </w:tcMar>
-            <w:vAlign w:val="top"/>
-          </w:tcPr>
-          <w:p>
-            <w:pPr>
-              <w:pStyle w:val="Normal"/>
-              <w:jc w:val="center"/>
-              <w:pBdr>
-                <w:bottom w:val="none" w:sz="0" w:space="0" w:color="000000"/>
-                <w:top w:val="none" w:sz="0" w:space="0" w:color="000000"/>
-                <w:left w:val="none" w:sz="0" w:space="0" w:color="000000"/>
-                <w:right w:val="none" w:sz="0" w:space="0" w:color="000000"/>
-              </w:pBdr>
-              <w:spacing w:after="100" w:before="100" w:line="240"/>
-              <w:ind w:left="100" w:right="100" w:firstLine="0" w:firstLineChars="0"/>
-              <w:rPr>
-                <w:rFonts w:ascii="Helvetica" w:hAnsi="Helvetica" w:eastAsia="Helvetica" w:cs="Helvetica"/>
-                <w:i w:val="false"/>
-                <w:b w:val="false"/>
-                <w:u w:val="none"/>
-                <w:sz w:val="22"/>
-                <w:szCs w:val="22"/>
-                <w:color w:val="000000"/>
-              </w:rPr>
-            </w:pPr>
-            <w:r>
-              <w:rPr>
-                <w:rFonts w:ascii="Helvetica" w:hAnsi="Helvetica" w:eastAsia="Helvetica" w:cs="Helvetica"/>
-                <w:i w:val="false"/>
-                <w:b w:val="false"/>
-                <w:u w:val="none"/>
-                <w:sz w:val="22"/>
-                <w:szCs w:val="22"/>
-                <w:color w:val="000000"/>
-              </w:rPr>
-              <w:t xml:space="preserve">-9.7, 15</w:t>
-            </w:r>
-          </w:p>
-        </w:tc>
-        <w:tc>
-          <w:tcPr>
-            <w:tcBorders>
-              <w:bottom w:val="none" w:sz="0" w:space="0" w:color="000000"/>
-              <w:top w:val="none" w:sz="0" w:space="0" w:color="000000"/>
-              <w:left w:val="none" w:sz="0" w:space="0" w:color="000000"/>
-              <w:right w:val="none" w:sz="0" w:space="0" w:color="000000"/>
-            </w:tcBorders>
-            <w:shd w:val="clear" w:color="auto" w:fill="FFFFFF"/>
-            <w:tcMar>
-              <w:top w:w="0" w:type="dxa"/>
-              <w:bottom w:w="0" w:type="dxa"/>
-              <w:left w:w="0" w:type="dxa"/>
-              <w:right w:w="0" w:type="dxa"/>
-            </w:tcMar>
-            <w:vAlign w:val="top"/>
-          </w:tcPr>
-          <w:p>
-            <w:pPr>
-              <w:pStyle w:val="Normal"/>
-              <w:jc w:val="center"/>
-              <w:pBdr>
-                <w:bottom w:val="none" w:sz="0" w:space="0" w:color="000000"/>
-                <w:top w:val="none" w:sz="0" w:space="0" w:color="000000"/>
-                <w:left w:val="none" w:sz="0" w:space="0" w:color="000000"/>
-                <w:right w:val="none" w:sz="0" w:space="0" w:color="000000"/>
-              </w:pBdr>
-              <w:spacing w:after="100" w:before="100" w:line="240"/>
-              <w:ind w:left="100" w:right="100" w:firstLine="0" w:firstLineChars="0"/>
-              <w:rPr>
-                <w:rFonts w:ascii="Helvetica" w:hAnsi="Helvetica" w:eastAsia="Helvetica" w:cs="Helvetica"/>
-                <w:i w:val="false"/>
-                <w:b w:val="false"/>
-                <w:u w:val="none"/>
-                <w:sz w:val="22"/>
-                <w:szCs w:val="22"/>
-                <w:color w:val="000000"/>
-              </w:rPr>
-            </w:pPr>
-            <w:r>
-              <w:rPr>
-                <w:rFonts w:ascii="Helvetica" w:hAnsi="Helvetica" w:eastAsia="Helvetica" w:cs="Helvetica"/>
-                <w:i w:val="false"/>
-                <w:b w:val="false"/>
-                <w:u w:val="none"/>
-                <w:sz w:val="22"/>
-                <w:szCs w:val="22"/>
-                <w:color w:val="000000"/>
-              </w:rPr>
-              <w:t xml:space="preserve">0.647</w:t>
+              <w:t xml:space="preserve">3.1</w:t>
+            </w:r>
+          </w:p>
+        </w:tc>
+        <w:tc>
+          <w:tcPr>
+            <w:tcBorders>
+              <w:bottom w:val="none" w:sz="0" w:space="0" w:color="000000"/>
+              <w:top w:val="none" w:sz="0" w:space="0" w:color="000000"/>
+              <w:left w:val="none" w:sz="0" w:space="0" w:color="000000"/>
+              <w:right w:val="none" w:sz="0" w:space="0" w:color="000000"/>
+            </w:tcBorders>
+            <w:shd w:val="clear" w:color="auto" w:fill="FFFFFF"/>
+            <w:tcMar>
+              <w:top w:w="0" w:type="dxa"/>
+              <w:bottom w:w="0" w:type="dxa"/>
+              <w:left w:w="0" w:type="dxa"/>
+              <w:right w:w="0" w:type="dxa"/>
+            </w:tcMar>
+            <w:vAlign w:val="top"/>
+          </w:tcPr>
+          <w:p>
+            <w:pPr>
+              <w:pStyle w:val="Normal"/>
+              <w:jc w:val="center"/>
+              <w:pBdr>
+                <w:bottom w:val="none" w:sz="0" w:space="0" w:color="000000"/>
+                <w:top w:val="none" w:sz="0" w:space="0" w:color="000000"/>
+                <w:left w:val="none" w:sz="0" w:space="0" w:color="000000"/>
+                <w:right w:val="none" w:sz="0" w:space="0" w:color="000000"/>
+              </w:pBdr>
+              <w:spacing w:after="100" w:before="100" w:line="240"/>
+              <w:ind w:left="100" w:right="100" w:firstLine="0" w:firstLineChars="0"/>
+              <w:rPr>
+                <w:rFonts w:ascii="Helvetica" w:hAnsi="Helvetica" w:eastAsia="Helvetica" w:cs="Helvetica"/>
+                <w:i w:val="false"/>
+                <w:b w:val="false"/>
+                <w:u w:val="none"/>
+                <w:sz w:val="22"/>
+                <w:szCs w:val="22"/>
+                <w:color w:val="000000"/>
+              </w:rPr>
+            </w:pPr>
+            <w:r>
+              <w:rPr>
+                <w:rFonts w:ascii="Helvetica" w:hAnsi="Helvetica" w:eastAsia="Helvetica" w:cs="Helvetica"/>
+                <w:i w:val="false"/>
+                <w:b w:val="false"/>
+                <w:u w:val="none"/>
+                <w:sz w:val="22"/>
+                <w:szCs w:val="22"/>
+                <w:color w:val="000000"/>
+              </w:rPr>
+              <w:t xml:space="preserve">-9.4, 16</w:t>
+            </w:r>
+          </w:p>
+        </w:tc>
+        <w:tc>
+          <w:tcPr>
+            <w:tcBorders>
+              <w:bottom w:val="none" w:sz="0" w:space="0" w:color="000000"/>
+              <w:top w:val="none" w:sz="0" w:space="0" w:color="000000"/>
+              <w:left w:val="none" w:sz="0" w:space="0" w:color="000000"/>
+              <w:right w:val="none" w:sz="0" w:space="0" w:color="000000"/>
+            </w:tcBorders>
+            <w:shd w:val="clear" w:color="auto" w:fill="FFFFFF"/>
+            <w:tcMar>
+              <w:top w:w="0" w:type="dxa"/>
+              <w:bottom w:w="0" w:type="dxa"/>
+              <w:left w:w="0" w:type="dxa"/>
+              <w:right w:w="0" w:type="dxa"/>
+            </w:tcMar>
+            <w:vAlign w:val="top"/>
+          </w:tcPr>
+          <w:p>
+            <w:pPr>
+              <w:pStyle w:val="Normal"/>
+              <w:jc w:val="center"/>
+              <w:pBdr>
+                <w:bottom w:val="none" w:sz="0" w:space="0" w:color="000000"/>
+                <w:top w:val="none" w:sz="0" w:space="0" w:color="000000"/>
+                <w:left w:val="none" w:sz="0" w:space="0" w:color="000000"/>
+                <w:right w:val="none" w:sz="0" w:space="0" w:color="000000"/>
+              </w:pBdr>
+              <w:spacing w:after="100" w:before="100" w:line="240"/>
+              <w:ind w:left="100" w:right="100" w:firstLine="0" w:firstLineChars="0"/>
+              <w:rPr>
+                <w:rFonts w:ascii="Helvetica" w:hAnsi="Helvetica" w:eastAsia="Helvetica" w:cs="Helvetica"/>
+                <w:i w:val="false"/>
+                <w:b w:val="false"/>
+                <w:u w:val="none"/>
+                <w:sz w:val="22"/>
+                <w:szCs w:val="22"/>
+                <w:color w:val="000000"/>
+              </w:rPr>
+            </w:pPr>
+            <w:r>
+              <w:rPr>
+                <w:rFonts w:ascii="Helvetica" w:hAnsi="Helvetica" w:eastAsia="Helvetica" w:cs="Helvetica"/>
+                <w:i w:val="false"/>
+                <w:b w:val="false"/>
+                <w:u w:val="none"/>
+                <w:sz w:val="22"/>
+                <w:szCs w:val="22"/>
+                <w:color w:val="000000"/>
+              </w:rPr>
+              <w:t xml:space="preserve">0.622</w:t>
             </w:r>
           </w:p>
         </w:tc>
@@ -11756,60 +11756,60 @@
                 <w:szCs w:val="22"/>
                 <w:color w:val="000000"/>
               </w:rPr>
-              <w:t xml:space="preserve">-17, 3.3</w:t>
-            </w:r>
-          </w:p>
-        </w:tc>
-        <w:tc>
-          <w:tcPr>
-            <w:tcBorders>
-              <w:bottom w:val="none" w:sz="0" w:space="0" w:color="000000"/>
-              <w:top w:val="none" w:sz="0" w:space="0" w:color="000000"/>
-              <w:left w:val="none" w:sz="0" w:space="0" w:color="000000"/>
-              <w:right w:val="none" w:sz="0" w:space="0" w:color="000000"/>
-            </w:tcBorders>
-            <w:shd w:val="clear" w:color="auto" w:fill="FFFFFF"/>
-            <w:tcMar>
-              <w:top w:w="0" w:type="dxa"/>
-              <w:bottom w:w="0" w:type="dxa"/>
-              <w:left w:w="0" w:type="dxa"/>
-              <w:right w:w="0" w:type="dxa"/>
-            </w:tcMar>
-            <w:vAlign w:val="top"/>
-          </w:tcPr>
-          <w:p>
-            <w:pPr>
-              <w:pStyle w:val="Normal"/>
-              <w:jc w:val="center"/>
-              <w:pBdr>
-                <w:bottom w:val="none" w:sz="0" w:space="0" w:color="000000"/>
-                <w:top w:val="none" w:sz="0" w:space="0" w:color="000000"/>
-                <w:left w:val="none" w:sz="0" w:space="0" w:color="000000"/>
-                <w:right w:val="none" w:sz="0" w:space="0" w:color="000000"/>
-              </w:pBdr>
-              <w:spacing w:after="100" w:before="100" w:line="240"/>
-              <w:ind w:left="100" w:right="100" w:firstLine="0" w:firstLineChars="0"/>
-              <w:rPr>
-                <w:rFonts w:ascii="Helvetica" w:hAnsi="Helvetica" w:eastAsia="Helvetica" w:cs="Helvetica"/>
-                <w:i w:val="false"/>
-                <w:b w:val="false"/>
-                <w:u w:val="none"/>
-                <w:sz w:val="22"/>
-                <w:szCs w:val="22"/>
-                <w:color w:val="000000"/>
-              </w:rPr>
-            </w:pPr>
-            <w:r>
-              <w:rPr>
-                <w:rFonts w:ascii="Helvetica" w:hAnsi="Helvetica" w:eastAsia="Helvetica" w:cs="Helvetica"/>
-                <w:i w:val="false"/>
-                <w:b w:val="false"/>
-                <w:u w:val="none"/>
-                <w:sz w:val="22"/>
-                <w:szCs w:val="22"/>
-                <w:color w:val="000000"/>
-              </w:rPr>
-              <w:t xml:space="preserve">0.184</w:t>
+              <w:t xml:space="preserve">-17, 3.2</w:t>
+            </w:r>
+          </w:p>
+        </w:tc>
+        <w:tc>
+          <w:tcPr>
+            <w:tcBorders>
+              <w:bottom w:val="none" w:sz="0" w:space="0" w:color="000000"/>
+              <w:top w:val="none" w:sz="0" w:space="0" w:color="000000"/>
+              <w:left w:val="none" w:sz="0" w:space="0" w:color="000000"/>
+              <w:right w:val="none" w:sz="0" w:space="0" w:color="000000"/>
+            </w:tcBorders>
+            <w:shd w:val="clear" w:color="auto" w:fill="FFFFFF"/>
+            <w:tcMar>
+              <w:top w:w="0" w:type="dxa"/>
+              <w:bottom w:w="0" w:type="dxa"/>
+              <w:left w:w="0" w:type="dxa"/>
+              <w:right w:w="0" w:type="dxa"/>
+            </w:tcMar>
+            <w:vAlign w:val="top"/>
+          </w:tcPr>
+          <w:p>
+            <w:pPr>
+              <w:pStyle w:val="Normal"/>
+              <w:jc w:val="center"/>
+              <w:pBdr>
+                <w:bottom w:val="none" w:sz="0" w:space="0" w:color="000000"/>
+                <w:top w:val="none" w:sz="0" w:space="0" w:color="000000"/>
+                <w:left w:val="none" w:sz="0" w:space="0" w:color="000000"/>
+                <w:right w:val="none" w:sz="0" w:space="0" w:color="000000"/>
+              </w:pBdr>
+              <w:spacing w:after="100" w:before="100" w:line="240"/>
+              <w:ind w:left="100" w:right="100" w:firstLine="0" w:firstLineChars="0"/>
+              <w:rPr>
+                <w:rFonts w:ascii="Helvetica" w:hAnsi="Helvetica" w:eastAsia="Helvetica" w:cs="Helvetica"/>
+                <w:i w:val="false"/>
+                <w:b w:val="false"/>
+                <w:u w:val="none"/>
+                <w:sz w:val="22"/>
+                <w:szCs w:val="22"/>
+                <w:color w:val="000000"/>
+              </w:rPr>
+            </w:pPr>
+            <w:r>
+              <w:rPr>
+                <w:rFonts w:ascii="Helvetica" w:hAnsi="Helvetica" w:eastAsia="Helvetica" w:cs="Helvetica"/>
+                <w:i w:val="false"/>
+                <w:b w:val="false"/>
+                <w:u w:val="none"/>
+                <w:sz w:val="22"/>
+                <w:szCs w:val="22"/>
+                <w:color w:val="000000"/>
+              </w:rPr>
+              <w:t xml:space="preserve">0.181</w:t>
             </w:r>
           </w:p>
         </w:tc>
@@ -12186,113 +12186,113 @@
                 <w:szCs w:val="22"/>
                 <w:color w:val="000000"/>
               </w:rPr>
-              <w:t xml:space="preserve">-2.4</w:t>
-            </w:r>
-          </w:p>
-        </w:tc>
-        <w:tc>
-          <w:tcPr>
-            <w:tcBorders>
-              <w:bottom w:val="none" w:sz="0" w:space="0" w:color="000000"/>
-              <w:top w:val="none" w:sz="0" w:space="0" w:color="000000"/>
-              <w:left w:val="none" w:sz="0" w:space="0" w:color="000000"/>
-              <w:right w:val="none" w:sz="0" w:space="0" w:color="000000"/>
-            </w:tcBorders>
-            <w:shd w:val="clear" w:color="auto" w:fill="FFFFFF"/>
-            <w:tcMar>
-              <w:top w:w="0" w:type="dxa"/>
-              <w:bottom w:w="0" w:type="dxa"/>
-              <w:left w:w="0" w:type="dxa"/>
-              <w:right w:w="0" w:type="dxa"/>
-            </w:tcMar>
-            <w:vAlign w:val="top"/>
-          </w:tcPr>
-          <w:p>
-            <w:pPr>
-              <w:pStyle w:val="Normal"/>
-              <w:jc w:val="center"/>
-              <w:pBdr>
-                <w:bottom w:val="none" w:sz="0" w:space="0" w:color="000000"/>
-                <w:top w:val="none" w:sz="0" w:space="0" w:color="000000"/>
-                <w:left w:val="none" w:sz="0" w:space="0" w:color="000000"/>
-                <w:right w:val="none" w:sz="0" w:space="0" w:color="000000"/>
-              </w:pBdr>
-              <w:spacing w:after="100" w:before="100" w:line="240"/>
-              <w:ind w:left="100" w:right="100" w:firstLine="0" w:firstLineChars="0"/>
-              <w:rPr>
-                <w:rFonts w:ascii="Helvetica" w:hAnsi="Helvetica" w:eastAsia="Helvetica" w:cs="Helvetica"/>
-                <w:i w:val="false"/>
-                <w:b w:val="false"/>
-                <w:u w:val="none"/>
-                <w:sz w:val="22"/>
-                <w:szCs w:val="22"/>
-                <w:color w:val="000000"/>
-              </w:rPr>
-            </w:pPr>
-            <w:r>
-              <w:rPr>
-                <w:rFonts w:ascii="Helvetica" w:hAnsi="Helvetica" w:eastAsia="Helvetica" w:cs="Helvetica"/>
-                <w:i w:val="false"/>
-                <w:b w:val="false"/>
-                <w:u w:val="none"/>
-                <w:sz w:val="22"/>
-                <w:szCs w:val="22"/>
-                <w:color w:val="000000"/>
-              </w:rPr>
-              <w:t xml:space="preserve">-18, 14</w:t>
-            </w:r>
-          </w:p>
-        </w:tc>
-        <w:tc>
-          <w:tcPr>
-            <w:tcBorders>
-              <w:bottom w:val="none" w:sz="0" w:space="0" w:color="000000"/>
-              <w:top w:val="none" w:sz="0" w:space="0" w:color="000000"/>
-              <w:left w:val="none" w:sz="0" w:space="0" w:color="000000"/>
-              <w:right w:val="none" w:sz="0" w:space="0" w:color="000000"/>
-            </w:tcBorders>
-            <w:shd w:val="clear" w:color="auto" w:fill="FFFFFF"/>
-            <w:tcMar>
-              <w:top w:w="0" w:type="dxa"/>
-              <w:bottom w:w="0" w:type="dxa"/>
-              <w:left w:w="0" w:type="dxa"/>
-              <w:right w:w="0" w:type="dxa"/>
-            </w:tcMar>
-            <w:vAlign w:val="top"/>
-          </w:tcPr>
-          <w:p>
-            <w:pPr>
-              <w:pStyle w:val="Normal"/>
-              <w:jc w:val="center"/>
-              <w:pBdr>
-                <w:bottom w:val="none" w:sz="0" w:space="0" w:color="000000"/>
-                <w:top w:val="none" w:sz="0" w:space="0" w:color="000000"/>
-                <w:left w:val="none" w:sz="0" w:space="0" w:color="000000"/>
-                <w:right w:val="none" w:sz="0" w:space="0" w:color="000000"/>
-              </w:pBdr>
-              <w:spacing w:after="100" w:before="100" w:line="240"/>
-              <w:ind w:left="100" w:right="100" w:firstLine="0" w:firstLineChars="0"/>
-              <w:rPr>
-                <w:rFonts w:ascii="Helvetica" w:hAnsi="Helvetica" w:eastAsia="Helvetica" w:cs="Helvetica"/>
-                <w:i w:val="false"/>
-                <w:b w:val="false"/>
-                <w:u w:val="none"/>
-                <w:sz w:val="22"/>
-                <w:szCs w:val="22"/>
-                <w:color w:val="000000"/>
-              </w:rPr>
-            </w:pPr>
-            <w:r>
-              <w:rPr>
-                <w:rFonts w:ascii="Helvetica" w:hAnsi="Helvetica" w:eastAsia="Helvetica" w:cs="Helvetica"/>
-                <w:i w:val="false"/>
-                <w:b w:val="false"/>
-                <w:u w:val="none"/>
-                <w:sz w:val="22"/>
-                <w:szCs w:val="22"/>
-                <w:color w:val="000000"/>
-              </w:rPr>
-              <w:t xml:space="preserve">0.773</w:t>
+              <w:t xml:space="preserve">-1.5</w:t>
+            </w:r>
+          </w:p>
+        </w:tc>
+        <w:tc>
+          <w:tcPr>
+            <w:tcBorders>
+              <w:bottom w:val="none" w:sz="0" w:space="0" w:color="000000"/>
+              <w:top w:val="none" w:sz="0" w:space="0" w:color="000000"/>
+              <w:left w:val="none" w:sz="0" w:space="0" w:color="000000"/>
+              <w:right w:val="none" w:sz="0" w:space="0" w:color="000000"/>
+            </w:tcBorders>
+            <w:shd w:val="clear" w:color="auto" w:fill="FFFFFF"/>
+            <w:tcMar>
+              <w:top w:w="0" w:type="dxa"/>
+              <w:bottom w:w="0" w:type="dxa"/>
+              <w:left w:w="0" w:type="dxa"/>
+              <w:right w:w="0" w:type="dxa"/>
+            </w:tcMar>
+            <w:vAlign w:val="top"/>
+          </w:tcPr>
+          <w:p>
+            <w:pPr>
+              <w:pStyle w:val="Normal"/>
+              <w:jc w:val="center"/>
+              <w:pBdr>
+                <w:bottom w:val="none" w:sz="0" w:space="0" w:color="000000"/>
+                <w:top w:val="none" w:sz="0" w:space="0" w:color="000000"/>
+                <w:left w:val="none" w:sz="0" w:space="0" w:color="000000"/>
+                <w:right w:val="none" w:sz="0" w:space="0" w:color="000000"/>
+              </w:pBdr>
+              <w:spacing w:after="100" w:before="100" w:line="240"/>
+              <w:ind w:left="100" w:right="100" w:firstLine="0" w:firstLineChars="0"/>
+              <w:rPr>
+                <w:rFonts w:ascii="Helvetica" w:hAnsi="Helvetica" w:eastAsia="Helvetica" w:cs="Helvetica"/>
+                <w:i w:val="false"/>
+                <w:b w:val="false"/>
+                <w:u w:val="none"/>
+                <w:sz w:val="22"/>
+                <w:szCs w:val="22"/>
+                <w:color w:val="000000"/>
+              </w:rPr>
+            </w:pPr>
+            <w:r>
+              <w:rPr>
+                <w:rFonts w:ascii="Helvetica" w:hAnsi="Helvetica" w:eastAsia="Helvetica" w:cs="Helvetica"/>
+                <w:i w:val="false"/>
+                <w:b w:val="false"/>
+                <w:u w:val="none"/>
+                <w:sz w:val="22"/>
+                <w:szCs w:val="22"/>
+                <w:color w:val="000000"/>
+              </w:rPr>
+              <w:t xml:space="preserve">-18, 15</w:t>
+            </w:r>
+          </w:p>
+        </w:tc>
+        <w:tc>
+          <w:tcPr>
+            <w:tcBorders>
+              <w:bottom w:val="none" w:sz="0" w:space="0" w:color="000000"/>
+              <w:top w:val="none" w:sz="0" w:space="0" w:color="000000"/>
+              <w:left w:val="none" w:sz="0" w:space="0" w:color="000000"/>
+              <w:right w:val="none" w:sz="0" w:space="0" w:color="000000"/>
+            </w:tcBorders>
+            <w:shd w:val="clear" w:color="auto" w:fill="FFFFFF"/>
+            <w:tcMar>
+              <w:top w:w="0" w:type="dxa"/>
+              <w:bottom w:w="0" w:type="dxa"/>
+              <w:left w:w="0" w:type="dxa"/>
+              <w:right w:w="0" w:type="dxa"/>
+            </w:tcMar>
+            <w:vAlign w:val="top"/>
+          </w:tcPr>
+          <w:p>
+            <w:pPr>
+              <w:pStyle w:val="Normal"/>
+              <w:jc w:val="center"/>
+              <w:pBdr>
+                <w:bottom w:val="none" w:sz="0" w:space="0" w:color="000000"/>
+                <w:top w:val="none" w:sz="0" w:space="0" w:color="000000"/>
+                <w:left w:val="none" w:sz="0" w:space="0" w:color="000000"/>
+                <w:right w:val="none" w:sz="0" w:space="0" w:color="000000"/>
+              </w:pBdr>
+              <w:spacing w:after="100" w:before="100" w:line="240"/>
+              <w:ind w:left="100" w:right="100" w:firstLine="0" w:firstLineChars="0"/>
+              <w:rPr>
+                <w:rFonts w:ascii="Helvetica" w:hAnsi="Helvetica" w:eastAsia="Helvetica" w:cs="Helvetica"/>
+                <w:i w:val="false"/>
+                <w:b w:val="false"/>
+                <w:u w:val="none"/>
+                <w:sz w:val="22"/>
+                <w:szCs w:val="22"/>
+                <w:color w:val="000000"/>
+              </w:rPr>
+            </w:pPr>
+            <w:r>
+              <w:rPr>
+                <w:rFonts w:ascii="Helvetica" w:hAnsi="Helvetica" w:eastAsia="Helvetica" w:cs="Helvetica"/>
+                <w:i w:val="false"/>
+                <w:b w:val="false"/>
+                <w:u w:val="none"/>
+                <w:sz w:val="22"/>
+                <w:szCs w:val="22"/>
+                <w:color w:val="000000"/>
+              </w:rPr>
+              <w:t xml:space="preserve">0.850</w:t>
             </w:r>
           </w:p>
         </w:tc>
@@ -12669,113 +12669,113 @@
                 <w:szCs w:val="22"/>
                 <w:color w:val="000000"/>
               </w:rPr>
-              <w:t xml:space="preserve">-12</w:t>
-            </w:r>
-          </w:p>
-        </w:tc>
-        <w:tc>
-          <w:tcPr>
-            <w:tcBorders>
-              <w:bottom w:val="none" w:sz="0" w:space="0" w:color="000000"/>
-              <w:top w:val="none" w:sz="0" w:space="0" w:color="000000"/>
-              <w:left w:val="none" w:sz="0" w:space="0" w:color="000000"/>
-              <w:right w:val="none" w:sz="0" w:space="0" w:color="000000"/>
-            </w:tcBorders>
-            <w:shd w:val="clear" w:color="auto" w:fill="FFFFFF"/>
-            <w:tcMar>
-              <w:top w:w="0" w:type="dxa"/>
-              <w:bottom w:w="0" w:type="dxa"/>
-              <w:left w:w="0" w:type="dxa"/>
-              <w:right w:w="0" w:type="dxa"/>
-            </w:tcMar>
-            <w:vAlign w:val="top"/>
-          </w:tcPr>
-          <w:p>
-            <w:pPr>
-              <w:pStyle w:val="Normal"/>
-              <w:jc w:val="center"/>
-              <w:pBdr>
-                <w:bottom w:val="none" w:sz="0" w:space="0" w:color="000000"/>
-                <w:top w:val="none" w:sz="0" w:space="0" w:color="000000"/>
-                <w:left w:val="none" w:sz="0" w:space="0" w:color="000000"/>
-                <w:right w:val="none" w:sz="0" w:space="0" w:color="000000"/>
-              </w:pBdr>
-              <w:spacing w:after="100" w:before="100" w:line="240"/>
-              <w:ind w:left="100" w:right="100" w:firstLine="0" w:firstLineChars="0"/>
-              <w:rPr>
-                <w:rFonts w:ascii="Helvetica" w:hAnsi="Helvetica" w:eastAsia="Helvetica" w:cs="Helvetica"/>
-                <w:i w:val="false"/>
-                <w:b w:val="false"/>
-                <w:u w:val="none"/>
-                <w:sz w:val="22"/>
-                <w:szCs w:val="22"/>
-                <w:color w:val="000000"/>
-              </w:rPr>
-            </w:pPr>
-            <w:r>
-              <w:rPr>
-                <w:rFonts w:ascii="Helvetica" w:hAnsi="Helvetica" w:eastAsia="Helvetica" w:cs="Helvetica"/>
-                <w:i w:val="false"/>
-                <w:b w:val="false"/>
-                <w:u w:val="none"/>
-                <w:sz w:val="22"/>
-                <w:szCs w:val="22"/>
-                <w:color w:val="000000"/>
-              </w:rPr>
-              <w:t xml:space="preserve">-36, 12</w:t>
-            </w:r>
-          </w:p>
-        </w:tc>
-        <w:tc>
-          <w:tcPr>
-            <w:tcBorders>
-              <w:bottom w:val="none" w:sz="0" w:space="0" w:color="000000"/>
-              <w:top w:val="none" w:sz="0" w:space="0" w:color="000000"/>
-              <w:left w:val="none" w:sz="0" w:space="0" w:color="000000"/>
-              <w:right w:val="none" w:sz="0" w:space="0" w:color="000000"/>
-            </w:tcBorders>
-            <w:shd w:val="clear" w:color="auto" w:fill="FFFFFF"/>
-            <w:tcMar>
-              <w:top w:w="0" w:type="dxa"/>
-              <w:bottom w:w="0" w:type="dxa"/>
-              <w:left w:w="0" w:type="dxa"/>
-              <w:right w:w="0" w:type="dxa"/>
-            </w:tcMar>
-            <w:vAlign w:val="top"/>
-          </w:tcPr>
-          <w:p>
-            <w:pPr>
-              <w:pStyle w:val="Normal"/>
-              <w:jc w:val="center"/>
-              <w:pBdr>
-                <w:bottom w:val="none" w:sz="0" w:space="0" w:color="000000"/>
-                <w:top w:val="none" w:sz="0" w:space="0" w:color="000000"/>
-                <w:left w:val="none" w:sz="0" w:space="0" w:color="000000"/>
-                <w:right w:val="none" w:sz="0" w:space="0" w:color="000000"/>
-              </w:pBdr>
-              <w:spacing w:after="100" w:before="100" w:line="240"/>
-              <w:ind w:left="100" w:right="100" w:firstLine="0" w:firstLineChars="0"/>
-              <w:rPr>
-                <w:rFonts w:ascii="Helvetica" w:hAnsi="Helvetica" w:eastAsia="Helvetica" w:cs="Helvetica"/>
-                <w:i w:val="false"/>
-                <w:b w:val="false"/>
-                <w:u w:val="none"/>
-                <w:sz w:val="22"/>
-                <w:szCs w:val="22"/>
-                <w:color w:val="000000"/>
-              </w:rPr>
-            </w:pPr>
-            <w:r>
-              <w:rPr>
-                <w:rFonts w:ascii="Helvetica" w:hAnsi="Helvetica" w:eastAsia="Helvetica" w:cs="Helvetica"/>
-                <w:i w:val="false"/>
-                <w:b w:val="false"/>
-                <w:u w:val="none"/>
-                <w:sz w:val="22"/>
-                <w:szCs w:val="22"/>
-                <w:color w:val="000000"/>
-              </w:rPr>
-              <w:t xml:space="preserve">0.336</w:t>
+              <w:t xml:space="preserve">-11</w:t>
+            </w:r>
+          </w:p>
+        </w:tc>
+        <w:tc>
+          <w:tcPr>
+            <w:tcBorders>
+              <w:bottom w:val="none" w:sz="0" w:space="0" w:color="000000"/>
+              <w:top w:val="none" w:sz="0" w:space="0" w:color="000000"/>
+              <w:left w:val="none" w:sz="0" w:space="0" w:color="000000"/>
+              <w:right w:val="none" w:sz="0" w:space="0" w:color="000000"/>
+            </w:tcBorders>
+            <w:shd w:val="clear" w:color="auto" w:fill="FFFFFF"/>
+            <w:tcMar>
+              <w:top w:w="0" w:type="dxa"/>
+              <w:bottom w:w="0" w:type="dxa"/>
+              <w:left w:w="0" w:type="dxa"/>
+              <w:right w:w="0" w:type="dxa"/>
+            </w:tcMar>
+            <w:vAlign w:val="top"/>
+          </w:tcPr>
+          <w:p>
+            <w:pPr>
+              <w:pStyle w:val="Normal"/>
+              <w:jc w:val="center"/>
+              <w:pBdr>
+                <w:bottom w:val="none" w:sz="0" w:space="0" w:color="000000"/>
+                <w:top w:val="none" w:sz="0" w:space="0" w:color="000000"/>
+                <w:left w:val="none" w:sz="0" w:space="0" w:color="000000"/>
+                <w:right w:val="none" w:sz="0" w:space="0" w:color="000000"/>
+              </w:pBdr>
+              <w:spacing w:after="100" w:before="100" w:line="240"/>
+              <w:ind w:left="100" w:right="100" w:firstLine="0" w:firstLineChars="0"/>
+              <w:rPr>
+                <w:rFonts w:ascii="Helvetica" w:hAnsi="Helvetica" w:eastAsia="Helvetica" w:cs="Helvetica"/>
+                <w:i w:val="false"/>
+                <w:b w:val="false"/>
+                <w:u w:val="none"/>
+                <w:sz w:val="22"/>
+                <w:szCs w:val="22"/>
+                <w:color w:val="000000"/>
+              </w:rPr>
+            </w:pPr>
+            <w:r>
+              <w:rPr>
+                <w:rFonts w:ascii="Helvetica" w:hAnsi="Helvetica" w:eastAsia="Helvetica" w:cs="Helvetica"/>
+                <w:i w:val="false"/>
+                <w:b w:val="false"/>
+                <w:u w:val="none"/>
+                <w:sz w:val="22"/>
+                <w:szCs w:val="22"/>
+                <w:color w:val="000000"/>
+              </w:rPr>
+              <w:t xml:space="preserve">-35, 13</w:t>
+            </w:r>
+          </w:p>
+        </w:tc>
+        <w:tc>
+          <w:tcPr>
+            <w:tcBorders>
+              <w:bottom w:val="none" w:sz="0" w:space="0" w:color="000000"/>
+              <w:top w:val="none" w:sz="0" w:space="0" w:color="000000"/>
+              <w:left w:val="none" w:sz="0" w:space="0" w:color="000000"/>
+              <w:right w:val="none" w:sz="0" w:space="0" w:color="000000"/>
+            </w:tcBorders>
+            <w:shd w:val="clear" w:color="auto" w:fill="FFFFFF"/>
+            <w:tcMar>
+              <w:top w:w="0" w:type="dxa"/>
+              <w:bottom w:w="0" w:type="dxa"/>
+              <w:left w:w="0" w:type="dxa"/>
+              <w:right w:w="0" w:type="dxa"/>
+            </w:tcMar>
+            <w:vAlign w:val="top"/>
+          </w:tcPr>
+          <w:p>
+            <w:pPr>
+              <w:pStyle w:val="Normal"/>
+              <w:jc w:val="center"/>
+              <w:pBdr>
+                <w:bottom w:val="none" w:sz="0" w:space="0" w:color="000000"/>
+                <w:top w:val="none" w:sz="0" w:space="0" w:color="000000"/>
+                <w:left w:val="none" w:sz="0" w:space="0" w:color="000000"/>
+                <w:right w:val="none" w:sz="0" w:space="0" w:color="000000"/>
+              </w:pBdr>
+              <w:spacing w:after="100" w:before="100" w:line="240"/>
+              <w:ind w:left="100" w:right="100" w:firstLine="0" w:firstLineChars="0"/>
+              <w:rPr>
+                <w:rFonts w:ascii="Helvetica" w:hAnsi="Helvetica" w:eastAsia="Helvetica" w:cs="Helvetica"/>
+                <w:i w:val="false"/>
+                <w:b w:val="false"/>
+                <w:u w:val="none"/>
+                <w:sz w:val="22"/>
+                <w:szCs w:val="22"/>
+                <w:color w:val="000000"/>
+              </w:rPr>
+            </w:pPr>
+            <w:r>
+              <w:rPr>
+                <w:rFonts w:ascii="Helvetica" w:hAnsi="Helvetica" w:eastAsia="Helvetica" w:cs="Helvetica"/>
+                <w:i w:val="false"/>
+                <w:b w:val="false"/>
+                <w:u w:val="none"/>
+                <w:sz w:val="22"/>
+                <w:szCs w:val="22"/>
+                <w:color w:val="000000"/>
+              </w:rPr>
+              <w:t xml:space="preserve">0.355</w:t>
             </w:r>
           </w:p>
         </w:tc>
@@ -13258,7 +13258,7 @@
                 <w:szCs w:val="22"/>
                 <w:color w:val="000000"/>
               </w:rPr>
-              <w:t xml:space="preserve">0.079</w:t>
+              <w:t xml:space="preserve">0.077</w:t>
             </w:r>
           </w:p>
         </w:tc>
@@ -13635,113 +13635,113 @@
                 <w:szCs w:val="22"/>
                 <w:color w:val="000000"/>
               </w:rPr>
-              <w:t xml:space="preserve">-0.48</w:t>
-            </w:r>
-          </w:p>
-        </w:tc>
-        <w:tc>
-          <w:tcPr>
-            <w:tcBorders>
-              <w:bottom w:val="none" w:sz="0" w:space="0" w:color="000000"/>
-              <w:top w:val="none" w:sz="0" w:space="0" w:color="000000"/>
-              <w:left w:val="none" w:sz="0" w:space="0" w:color="000000"/>
-              <w:right w:val="none" w:sz="0" w:space="0" w:color="000000"/>
-            </w:tcBorders>
-            <w:shd w:val="clear" w:color="auto" w:fill="FFFFFF"/>
-            <w:tcMar>
-              <w:top w:w="0" w:type="dxa"/>
-              <w:bottom w:w="0" w:type="dxa"/>
-              <w:left w:w="0" w:type="dxa"/>
-              <w:right w:w="0" w:type="dxa"/>
-            </w:tcMar>
-            <w:vAlign w:val="top"/>
-          </w:tcPr>
-          <w:p>
-            <w:pPr>
-              <w:pStyle w:val="Normal"/>
-              <w:jc w:val="center"/>
-              <w:pBdr>
-                <w:bottom w:val="none" w:sz="0" w:space="0" w:color="000000"/>
-                <w:top w:val="none" w:sz="0" w:space="0" w:color="000000"/>
-                <w:left w:val="none" w:sz="0" w:space="0" w:color="000000"/>
-                <w:right w:val="none" w:sz="0" w:space="0" w:color="000000"/>
-              </w:pBdr>
-              <w:spacing w:after="100" w:before="100" w:line="240"/>
-              <w:ind w:left="100" w:right="100" w:firstLine="0" w:firstLineChars="0"/>
-              <w:rPr>
-                <w:rFonts w:ascii="Helvetica" w:hAnsi="Helvetica" w:eastAsia="Helvetica" w:cs="Helvetica"/>
-                <w:i w:val="false"/>
-                <w:b w:val="false"/>
-                <w:u w:val="none"/>
-                <w:sz w:val="22"/>
-                <w:szCs w:val="22"/>
-                <w:color w:val="000000"/>
-              </w:rPr>
-            </w:pPr>
-            <w:r>
-              <w:rPr>
-                <w:rFonts w:ascii="Helvetica" w:hAnsi="Helvetica" w:eastAsia="Helvetica" w:cs="Helvetica"/>
-                <w:i w:val="false"/>
-                <w:b w:val="false"/>
-                <w:u w:val="none"/>
-                <w:sz w:val="22"/>
-                <w:szCs w:val="22"/>
-                <w:color w:val="000000"/>
-              </w:rPr>
-              <w:t xml:space="preserve">-0.92, -0.04</w:t>
-            </w:r>
-          </w:p>
-        </w:tc>
-        <w:tc>
-          <w:tcPr>
-            <w:tcBorders>
-              <w:bottom w:val="none" w:sz="0" w:space="0" w:color="000000"/>
-              <w:top w:val="none" w:sz="0" w:space="0" w:color="000000"/>
-              <w:left w:val="none" w:sz="0" w:space="0" w:color="000000"/>
-              <w:right w:val="none" w:sz="0" w:space="0" w:color="000000"/>
-            </w:tcBorders>
-            <w:shd w:val="clear" w:color="auto" w:fill="FFFFFF"/>
-            <w:tcMar>
-              <w:top w:w="0" w:type="dxa"/>
-              <w:bottom w:w="0" w:type="dxa"/>
-              <w:left w:w="0" w:type="dxa"/>
-              <w:right w:w="0" w:type="dxa"/>
-            </w:tcMar>
-            <w:vAlign w:val="top"/>
-          </w:tcPr>
-          <w:p>
-            <w:pPr>
-              <w:pStyle w:val="Normal"/>
-              <w:jc w:val="center"/>
-              <w:pBdr>
-                <w:bottom w:val="none" w:sz="0" w:space="0" w:color="000000"/>
-                <w:top w:val="none" w:sz="0" w:space="0" w:color="000000"/>
-                <w:left w:val="none" w:sz="0" w:space="0" w:color="000000"/>
-                <w:right w:val="none" w:sz="0" w:space="0" w:color="000000"/>
-              </w:pBdr>
-              <w:spacing w:after="100" w:before="100" w:line="240"/>
-              <w:ind w:left="100" w:right="100" w:firstLine="0" w:firstLineChars="0"/>
-              <w:rPr>
-                <w:rFonts w:ascii="Helvetica" w:hAnsi="Helvetica" w:eastAsia="Helvetica" w:cs="Helvetica"/>
-                <w:i w:val="false"/>
-                <w:b w:val="false"/>
-                <w:u w:val="none"/>
-                <w:sz w:val="22"/>
-                <w:szCs w:val="22"/>
-                <w:color w:val="000000"/>
-              </w:rPr>
-            </w:pPr>
-            <w:r>
-              <w:rPr>
-                <w:rFonts w:ascii="Helvetica" w:hAnsi="Helvetica" w:eastAsia="Helvetica" w:cs="Helvetica"/>
-                <w:i w:val="false"/>
-                <w:b w:val="false"/>
-                <w:u w:val="none"/>
-                <w:sz w:val="22"/>
-                <w:szCs w:val="22"/>
-                <w:color w:val="000000"/>
-              </w:rPr>
-              <w:t xml:space="preserve">0.034</w:t>
+              <w:t xml:space="preserve">-0.44</w:t>
+            </w:r>
+          </w:p>
+        </w:tc>
+        <w:tc>
+          <w:tcPr>
+            <w:tcBorders>
+              <w:bottom w:val="none" w:sz="0" w:space="0" w:color="000000"/>
+              <w:top w:val="none" w:sz="0" w:space="0" w:color="000000"/>
+              <w:left w:val="none" w:sz="0" w:space="0" w:color="000000"/>
+              <w:right w:val="none" w:sz="0" w:space="0" w:color="000000"/>
+            </w:tcBorders>
+            <w:shd w:val="clear" w:color="auto" w:fill="FFFFFF"/>
+            <w:tcMar>
+              <w:top w:w="0" w:type="dxa"/>
+              <w:bottom w:w="0" w:type="dxa"/>
+              <w:left w:w="0" w:type="dxa"/>
+              <w:right w:w="0" w:type="dxa"/>
+            </w:tcMar>
+            <w:vAlign w:val="top"/>
+          </w:tcPr>
+          <w:p>
+            <w:pPr>
+              <w:pStyle w:val="Normal"/>
+              <w:jc w:val="center"/>
+              <w:pBdr>
+                <w:bottom w:val="none" w:sz="0" w:space="0" w:color="000000"/>
+                <w:top w:val="none" w:sz="0" w:space="0" w:color="000000"/>
+                <w:left w:val="none" w:sz="0" w:space="0" w:color="000000"/>
+                <w:right w:val="none" w:sz="0" w:space="0" w:color="000000"/>
+              </w:pBdr>
+              <w:spacing w:after="100" w:before="100" w:line="240"/>
+              <w:ind w:left="100" w:right="100" w:firstLine="0" w:firstLineChars="0"/>
+              <w:rPr>
+                <w:rFonts w:ascii="Helvetica" w:hAnsi="Helvetica" w:eastAsia="Helvetica" w:cs="Helvetica"/>
+                <w:i w:val="false"/>
+                <w:b w:val="false"/>
+                <w:u w:val="none"/>
+                <w:sz w:val="22"/>
+                <w:szCs w:val="22"/>
+                <w:color w:val="000000"/>
+              </w:rPr>
+            </w:pPr>
+            <w:r>
+              <w:rPr>
+                <w:rFonts w:ascii="Helvetica" w:hAnsi="Helvetica" w:eastAsia="Helvetica" w:cs="Helvetica"/>
+                <w:i w:val="false"/>
+                <w:b w:val="false"/>
+                <w:u w:val="none"/>
+                <w:sz w:val="22"/>
+                <w:szCs w:val="22"/>
+                <w:color w:val="000000"/>
+              </w:rPr>
+              <w:t xml:space="preserve">-0.87, -0.01</w:t>
+            </w:r>
+          </w:p>
+        </w:tc>
+        <w:tc>
+          <w:tcPr>
+            <w:tcBorders>
+              <w:bottom w:val="none" w:sz="0" w:space="0" w:color="000000"/>
+              <w:top w:val="none" w:sz="0" w:space="0" w:color="000000"/>
+              <w:left w:val="none" w:sz="0" w:space="0" w:color="000000"/>
+              <w:right w:val="none" w:sz="0" w:space="0" w:color="000000"/>
+            </w:tcBorders>
+            <w:shd w:val="clear" w:color="auto" w:fill="FFFFFF"/>
+            <w:tcMar>
+              <w:top w:w="0" w:type="dxa"/>
+              <w:bottom w:w="0" w:type="dxa"/>
+              <w:left w:w="0" w:type="dxa"/>
+              <w:right w:w="0" w:type="dxa"/>
+            </w:tcMar>
+            <w:vAlign w:val="top"/>
+          </w:tcPr>
+          <w:p>
+            <w:pPr>
+              <w:pStyle w:val="Normal"/>
+              <w:jc w:val="center"/>
+              <w:pBdr>
+                <w:bottom w:val="none" w:sz="0" w:space="0" w:color="000000"/>
+                <w:top w:val="none" w:sz="0" w:space="0" w:color="000000"/>
+                <w:left w:val="none" w:sz="0" w:space="0" w:color="000000"/>
+                <w:right w:val="none" w:sz="0" w:space="0" w:color="000000"/>
+              </w:pBdr>
+              <w:spacing w:after="100" w:before="100" w:line="240"/>
+              <w:ind w:left="100" w:right="100" w:firstLine="0" w:firstLineChars="0"/>
+              <w:rPr>
+                <w:rFonts w:ascii="Helvetica" w:hAnsi="Helvetica" w:eastAsia="Helvetica" w:cs="Helvetica"/>
+                <w:i w:val="false"/>
+                <w:b w:val="false"/>
+                <w:u w:val="none"/>
+                <w:sz w:val="22"/>
+                <w:szCs w:val="22"/>
+                <w:color w:val="000000"/>
+              </w:rPr>
+            </w:pPr>
+            <w:r>
+              <w:rPr>
+                <w:rFonts w:ascii="Helvetica" w:hAnsi="Helvetica" w:eastAsia="Helvetica" w:cs="Helvetica"/>
+                <w:i w:val="false"/>
+                <w:b w:val="false"/>
+                <w:u w:val="none"/>
+                <w:sz w:val="22"/>
+                <w:szCs w:val="22"/>
+                <w:color w:val="000000"/>
+              </w:rPr>
+              <w:t xml:space="preserve">0.045</w:t>
             </w:r>
           </w:p>
         </w:tc>
@@ -14118,113 +14118,113 @@
                 <w:szCs w:val="22"/>
                 <w:color w:val="000000"/>
               </w:rPr>
-              <w:t xml:space="preserve">12</w:t>
-            </w:r>
-          </w:p>
-        </w:tc>
-        <w:tc>
-          <w:tcPr>
-            <w:tcBorders>
-              <w:bottom w:val="none" w:sz="0" w:space="0" w:color="000000"/>
-              <w:top w:val="none" w:sz="0" w:space="0" w:color="000000"/>
-              <w:left w:val="none" w:sz="0" w:space="0" w:color="000000"/>
-              <w:right w:val="none" w:sz="0" w:space="0" w:color="000000"/>
-            </w:tcBorders>
-            <w:shd w:val="clear" w:color="auto" w:fill="FFFFFF"/>
-            <w:tcMar>
-              <w:top w:w="0" w:type="dxa"/>
-              <w:bottom w:w="0" w:type="dxa"/>
-              <w:left w:w="0" w:type="dxa"/>
-              <w:right w:w="0" w:type="dxa"/>
-            </w:tcMar>
-            <w:vAlign w:val="top"/>
-          </w:tcPr>
-          <w:p>
-            <w:pPr>
-              <w:pStyle w:val="Normal"/>
-              <w:jc w:val="center"/>
-              <w:pBdr>
-                <w:bottom w:val="none" w:sz="0" w:space="0" w:color="000000"/>
-                <w:top w:val="none" w:sz="0" w:space="0" w:color="000000"/>
-                <w:left w:val="none" w:sz="0" w:space="0" w:color="000000"/>
-                <w:right w:val="none" w:sz="0" w:space="0" w:color="000000"/>
-              </w:pBdr>
-              <w:spacing w:after="100" w:before="100" w:line="240"/>
-              <w:ind w:left="100" w:right="100" w:firstLine="0" w:firstLineChars="0"/>
-              <w:rPr>
-                <w:rFonts w:ascii="Helvetica" w:hAnsi="Helvetica" w:eastAsia="Helvetica" w:cs="Helvetica"/>
-                <w:i w:val="false"/>
-                <w:b w:val="false"/>
-                <w:u w:val="none"/>
-                <w:sz w:val="22"/>
-                <w:szCs w:val="22"/>
-                <w:color w:val="000000"/>
-              </w:rPr>
-            </w:pPr>
-            <w:r>
-              <w:rPr>
-                <w:rFonts w:ascii="Helvetica" w:hAnsi="Helvetica" w:eastAsia="Helvetica" w:cs="Helvetica"/>
-                <w:i w:val="false"/>
-                <w:b w:val="false"/>
-                <w:u w:val="none"/>
-                <w:sz w:val="22"/>
-                <w:szCs w:val="22"/>
-                <w:color w:val="000000"/>
-              </w:rPr>
-              <w:t xml:space="preserve">4.4, 19</w:t>
-            </w:r>
-          </w:p>
-        </w:tc>
-        <w:tc>
-          <w:tcPr>
-            <w:tcBorders>
-              <w:bottom w:val="none" w:sz="0" w:space="0" w:color="000000"/>
-              <w:top w:val="none" w:sz="0" w:space="0" w:color="000000"/>
-              <w:left w:val="none" w:sz="0" w:space="0" w:color="000000"/>
-              <w:right w:val="none" w:sz="0" w:space="0" w:color="000000"/>
-            </w:tcBorders>
-            <w:shd w:val="clear" w:color="auto" w:fill="FFFFFF"/>
-            <w:tcMar>
-              <w:top w:w="0" w:type="dxa"/>
-              <w:bottom w:w="0" w:type="dxa"/>
-              <w:left w:w="0" w:type="dxa"/>
-              <w:right w:w="0" w:type="dxa"/>
-            </w:tcMar>
-            <w:vAlign w:val="top"/>
-          </w:tcPr>
-          <w:p>
-            <w:pPr>
-              <w:pStyle w:val="Normal"/>
-              <w:jc w:val="center"/>
-              <w:pBdr>
-                <w:bottom w:val="none" w:sz="0" w:space="0" w:color="000000"/>
-                <w:top w:val="none" w:sz="0" w:space="0" w:color="000000"/>
-                <w:left w:val="none" w:sz="0" w:space="0" w:color="000000"/>
-                <w:right w:val="none" w:sz="0" w:space="0" w:color="000000"/>
-              </w:pBdr>
-              <w:spacing w:after="100" w:before="100" w:line="240"/>
-              <w:ind w:left="100" w:right="100" w:firstLine="0" w:firstLineChars="0"/>
-              <w:rPr>
-                <w:rFonts w:ascii="Helvetica" w:hAnsi="Helvetica" w:eastAsia="Helvetica" w:cs="Helvetica"/>
-                <w:i w:val="false"/>
-                <w:b w:val="false"/>
-                <w:u w:val="none"/>
-                <w:sz w:val="22"/>
-                <w:szCs w:val="22"/>
-                <w:color w:val="000000"/>
-              </w:rPr>
-            </w:pPr>
-            <w:r>
-              <w:rPr>
-                <w:rFonts w:ascii="Helvetica" w:hAnsi="Helvetica" w:eastAsia="Helvetica" w:cs="Helvetica"/>
-                <w:i w:val="false"/>
-                <w:b w:val="false"/>
-                <w:u w:val="none"/>
-                <w:sz w:val="22"/>
-                <w:szCs w:val="22"/>
-                <w:color w:val="000000"/>
-              </w:rPr>
-              <w:t xml:space="preserve">0.002</w:t>
+              <w:t xml:space="preserve">11</w:t>
+            </w:r>
+          </w:p>
+        </w:tc>
+        <w:tc>
+          <w:tcPr>
+            <w:tcBorders>
+              <w:bottom w:val="none" w:sz="0" w:space="0" w:color="000000"/>
+              <w:top w:val="none" w:sz="0" w:space="0" w:color="000000"/>
+              <w:left w:val="none" w:sz="0" w:space="0" w:color="000000"/>
+              <w:right w:val="none" w:sz="0" w:space="0" w:color="000000"/>
+            </w:tcBorders>
+            <w:shd w:val="clear" w:color="auto" w:fill="FFFFFF"/>
+            <w:tcMar>
+              <w:top w:w="0" w:type="dxa"/>
+              <w:bottom w:w="0" w:type="dxa"/>
+              <w:left w:w="0" w:type="dxa"/>
+              <w:right w:w="0" w:type="dxa"/>
+            </w:tcMar>
+            <w:vAlign w:val="top"/>
+          </w:tcPr>
+          <w:p>
+            <w:pPr>
+              <w:pStyle w:val="Normal"/>
+              <w:jc w:val="center"/>
+              <w:pBdr>
+                <w:bottom w:val="none" w:sz="0" w:space="0" w:color="000000"/>
+                <w:top w:val="none" w:sz="0" w:space="0" w:color="000000"/>
+                <w:left w:val="none" w:sz="0" w:space="0" w:color="000000"/>
+                <w:right w:val="none" w:sz="0" w:space="0" w:color="000000"/>
+              </w:pBdr>
+              <w:spacing w:after="100" w:before="100" w:line="240"/>
+              <w:ind w:left="100" w:right="100" w:firstLine="0" w:firstLineChars="0"/>
+              <w:rPr>
+                <w:rFonts w:ascii="Helvetica" w:hAnsi="Helvetica" w:eastAsia="Helvetica" w:cs="Helvetica"/>
+                <w:i w:val="false"/>
+                <w:b w:val="false"/>
+                <w:u w:val="none"/>
+                <w:sz w:val="22"/>
+                <w:szCs w:val="22"/>
+                <w:color w:val="000000"/>
+              </w:rPr>
+            </w:pPr>
+            <w:r>
+              <w:rPr>
+                <w:rFonts w:ascii="Helvetica" w:hAnsi="Helvetica" w:eastAsia="Helvetica" w:cs="Helvetica"/>
+                <w:i w:val="false"/>
+                <w:b w:val="false"/>
+                <w:u w:val="none"/>
+                <w:sz w:val="22"/>
+                <w:szCs w:val="22"/>
+                <w:color w:val="000000"/>
+              </w:rPr>
+              <w:t xml:space="preserve">4.0, 18</w:t>
+            </w:r>
+          </w:p>
+        </w:tc>
+        <w:tc>
+          <w:tcPr>
+            <w:tcBorders>
+              <w:bottom w:val="none" w:sz="0" w:space="0" w:color="000000"/>
+              <w:top w:val="none" w:sz="0" w:space="0" w:color="000000"/>
+              <w:left w:val="none" w:sz="0" w:space="0" w:color="000000"/>
+              <w:right w:val="none" w:sz="0" w:space="0" w:color="000000"/>
+            </w:tcBorders>
+            <w:shd w:val="clear" w:color="auto" w:fill="FFFFFF"/>
+            <w:tcMar>
+              <w:top w:w="0" w:type="dxa"/>
+              <w:bottom w:w="0" w:type="dxa"/>
+              <w:left w:w="0" w:type="dxa"/>
+              <w:right w:w="0" w:type="dxa"/>
+            </w:tcMar>
+            <w:vAlign w:val="top"/>
+          </w:tcPr>
+          <w:p>
+            <w:pPr>
+              <w:pStyle w:val="Normal"/>
+              <w:jc w:val="center"/>
+              <w:pBdr>
+                <w:bottom w:val="none" w:sz="0" w:space="0" w:color="000000"/>
+                <w:top w:val="none" w:sz="0" w:space="0" w:color="000000"/>
+                <w:left w:val="none" w:sz="0" w:space="0" w:color="000000"/>
+                <w:right w:val="none" w:sz="0" w:space="0" w:color="000000"/>
+              </w:pBdr>
+              <w:spacing w:after="100" w:before="100" w:line="240"/>
+              <w:ind w:left="100" w:right="100" w:firstLine="0" w:firstLineChars="0"/>
+              <w:rPr>
+                <w:rFonts w:ascii="Helvetica" w:hAnsi="Helvetica" w:eastAsia="Helvetica" w:cs="Helvetica"/>
+                <w:i w:val="false"/>
+                <w:b w:val="false"/>
+                <w:u w:val="none"/>
+                <w:sz w:val="22"/>
+                <w:szCs w:val="22"/>
+                <w:color w:val="000000"/>
+              </w:rPr>
+            </w:pPr>
+            <w:r>
+              <w:rPr>
+                <w:rFonts w:ascii="Helvetica" w:hAnsi="Helvetica" w:eastAsia="Helvetica" w:cs="Helvetica"/>
+                <w:i w:val="false"/>
+                <w:b w:val="false"/>
+                <w:u w:val="none"/>
+                <w:sz w:val="22"/>
+                <w:szCs w:val="22"/>
+                <w:color w:val="000000"/>
+              </w:rPr>
+              <w:t xml:space="preserve">0.003</w:t>
             </w:r>
           </w:p>
         </w:tc>
@@ -14601,113 +14601,113 @@
                 <w:szCs w:val="22"/>
                 <w:color w:val="000000"/>
               </w:rPr>
-              <w:t xml:space="preserve">-1.4</w:t>
-            </w:r>
-          </w:p>
-        </w:tc>
-        <w:tc>
-          <w:tcPr>
-            <w:tcBorders>
-              <w:bottom w:val="none" w:sz="0" w:space="0" w:color="000000"/>
-              <w:top w:val="none" w:sz="0" w:space="0" w:color="000000"/>
-              <w:left w:val="none" w:sz="0" w:space="0" w:color="000000"/>
-              <w:right w:val="none" w:sz="0" w:space="0" w:color="000000"/>
-            </w:tcBorders>
-            <w:shd w:val="clear" w:color="auto" w:fill="FFFFFF"/>
-            <w:tcMar>
-              <w:top w:w="0" w:type="dxa"/>
-              <w:bottom w:w="0" w:type="dxa"/>
-              <w:left w:w="0" w:type="dxa"/>
-              <w:right w:w="0" w:type="dxa"/>
-            </w:tcMar>
-            <w:vAlign w:val="top"/>
-          </w:tcPr>
-          <w:p>
-            <w:pPr>
-              <w:pStyle w:val="Normal"/>
-              <w:jc w:val="center"/>
-              <w:pBdr>
-                <w:bottom w:val="none" w:sz="0" w:space="0" w:color="000000"/>
-                <w:top w:val="none" w:sz="0" w:space="0" w:color="000000"/>
-                <w:left w:val="none" w:sz="0" w:space="0" w:color="000000"/>
-                <w:right w:val="none" w:sz="0" w:space="0" w:color="000000"/>
-              </w:pBdr>
-              <w:spacing w:after="100" w:before="100" w:line="240"/>
-              <w:ind w:left="100" w:right="100" w:firstLine="0" w:firstLineChars="0"/>
-              <w:rPr>
-                <w:rFonts w:ascii="Helvetica" w:hAnsi="Helvetica" w:eastAsia="Helvetica" w:cs="Helvetica"/>
-                <w:i w:val="false"/>
-                <w:b w:val="false"/>
-                <w:u w:val="none"/>
-                <w:sz w:val="22"/>
-                <w:szCs w:val="22"/>
-                <w:color w:val="000000"/>
-              </w:rPr>
-            </w:pPr>
-            <w:r>
-              <w:rPr>
-                <w:rFonts w:ascii="Helvetica" w:hAnsi="Helvetica" w:eastAsia="Helvetica" w:cs="Helvetica"/>
-                <w:i w:val="false"/>
-                <w:b w:val="false"/>
-                <w:u w:val="none"/>
-                <w:sz w:val="22"/>
-                <w:szCs w:val="22"/>
-                <w:color w:val="000000"/>
-              </w:rPr>
-              <w:t xml:space="preserve">-8.3, 5.4</w:t>
-            </w:r>
-          </w:p>
-        </w:tc>
-        <w:tc>
-          <w:tcPr>
-            <w:tcBorders>
-              <w:bottom w:val="none" w:sz="0" w:space="0" w:color="000000"/>
-              <w:top w:val="none" w:sz="0" w:space="0" w:color="000000"/>
-              <w:left w:val="none" w:sz="0" w:space="0" w:color="000000"/>
-              <w:right w:val="none" w:sz="0" w:space="0" w:color="000000"/>
-            </w:tcBorders>
-            <w:shd w:val="clear" w:color="auto" w:fill="FFFFFF"/>
-            <w:tcMar>
-              <w:top w:w="0" w:type="dxa"/>
-              <w:bottom w:w="0" w:type="dxa"/>
-              <w:left w:w="0" w:type="dxa"/>
-              <w:right w:w="0" w:type="dxa"/>
-            </w:tcMar>
-            <w:vAlign w:val="top"/>
-          </w:tcPr>
-          <w:p>
-            <w:pPr>
-              <w:pStyle w:val="Normal"/>
-              <w:jc w:val="center"/>
-              <w:pBdr>
-                <w:bottom w:val="none" w:sz="0" w:space="0" w:color="000000"/>
-                <w:top w:val="none" w:sz="0" w:space="0" w:color="000000"/>
-                <w:left w:val="none" w:sz="0" w:space="0" w:color="000000"/>
-                <w:right w:val="none" w:sz="0" w:space="0" w:color="000000"/>
-              </w:pBdr>
-              <w:spacing w:after="100" w:before="100" w:line="240"/>
-              <w:ind w:left="100" w:right="100" w:firstLine="0" w:firstLineChars="0"/>
-              <w:rPr>
-                <w:rFonts w:ascii="Helvetica" w:hAnsi="Helvetica" w:eastAsia="Helvetica" w:cs="Helvetica"/>
-                <w:i w:val="false"/>
-                <w:b w:val="false"/>
-                <w:u w:val="none"/>
-                <w:sz w:val="22"/>
-                <w:szCs w:val="22"/>
-                <w:color w:val="000000"/>
-              </w:rPr>
-            </w:pPr>
-            <w:r>
-              <w:rPr>
-                <w:rFonts w:ascii="Helvetica" w:hAnsi="Helvetica" w:eastAsia="Helvetica" w:cs="Helvetica"/>
-                <w:i w:val="false"/>
-                <w:b w:val="false"/>
-                <w:u w:val="none"/>
-                <w:sz w:val="22"/>
-                <w:szCs w:val="22"/>
-                <w:color w:val="000000"/>
-              </w:rPr>
-              <w:t xml:space="preserve">0.678</w:t>
+              <w:t xml:space="preserve">-2.0</w:t>
+            </w:r>
+          </w:p>
+        </w:tc>
+        <w:tc>
+          <w:tcPr>
+            <w:tcBorders>
+              <w:bottom w:val="none" w:sz="0" w:space="0" w:color="000000"/>
+              <w:top w:val="none" w:sz="0" w:space="0" w:color="000000"/>
+              <w:left w:val="none" w:sz="0" w:space="0" w:color="000000"/>
+              <w:right w:val="none" w:sz="0" w:space="0" w:color="000000"/>
+            </w:tcBorders>
+            <w:shd w:val="clear" w:color="auto" w:fill="FFFFFF"/>
+            <w:tcMar>
+              <w:top w:w="0" w:type="dxa"/>
+              <w:bottom w:w="0" w:type="dxa"/>
+              <w:left w:w="0" w:type="dxa"/>
+              <w:right w:w="0" w:type="dxa"/>
+            </w:tcMar>
+            <w:vAlign w:val="top"/>
+          </w:tcPr>
+          <w:p>
+            <w:pPr>
+              <w:pStyle w:val="Normal"/>
+              <w:jc w:val="center"/>
+              <w:pBdr>
+                <w:bottom w:val="none" w:sz="0" w:space="0" w:color="000000"/>
+                <w:top w:val="none" w:sz="0" w:space="0" w:color="000000"/>
+                <w:left w:val="none" w:sz="0" w:space="0" w:color="000000"/>
+                <w:right w:val="none" w:sz="0" w:space="0" w:color="000000"/>
+              </w:pBdr>
+              <w:spacing w:after="100" w:before="100" w:line="240"/>
+              <w:ind w:left="100" w:right="100" w:firstLine="0" w:firstLineChars="0"/>
+              <w:rPr>
+                <w:rFonts w:ascii="Helvetica" w:hAnsi="Helvetica" w:eastAsia="Helvetica" w:cs="Helvetica"/>
+                <w:i w:val="false"/>
+                <w:b w:val="false"/>
+                <w:u w:val="none"/>
+                <w:sz w:val="22"/>
+                <w:szCs w:val="22"/>
+                <w:color w:val="000000"/>
+              </w:rPr>
+            </w:pPr>
+            <w:r>
+              <w:rPr>
+                <w:rFonts w:ascii="Helvetica" w:hAnsi="Helvetica" w:eastAsia="Helvetica" w:cs="Helvetica"/>
+                <w:i w:val="false"/>
+                <w:b w:val="false"/>
+                <w:u w:val="none"/>
+                <w:sz w:val="22"/>
+                <w:szCs w:val="22"/>
+                <w:color w:val="000000"/>
+              </w:rPr>
+              <w:t xml:space="preserve">-8.8, 4.9</w:t>
+            </w:r>
+          </w:p>
+        </w:tc>
+        <w:tc>
+          <w:tcPr>
+            <w:tcBorders>
+              <w:bottom w:val="none" w:sz="0" w:space="0" w:color="000000"/>
+              <w:top w:val="none" w:sz="0" w:space="0" w:color="000000"/>
+              <w:left w:val="none" w:sz="0" w:space="0" w:color="000000"/>
+              <w:right w:val="none" w:sz="0" w:space="0" w:color="000000"/>
+            </w:tcBorders>
+            <w:shd w:val="clear" w:color="auto" w:fill="FFFFFF"/>
+            <w:tcMar>
+              <w:top w:w="0" w:type="dxa"/>
+              <w:bottom w:w="0" w:type="dxa"/>
+              <w:left w:w="0" w:type="dxa"/>
+              <w:right w:w="0" w:type="dxa"/>
+            </w:tcMar>
+            <w:vAlign w:val="top"/>
+          </w:tcPr>
+          <w:p>
+            <w:pPr>
+              <w:pStyle w:val="Normal"/>
+              <w:jc w:val="center"/>
+              <w:pBdr>
+                <w:bottom w:val="none" w:sz="0" w:space="0" w:color="000000"/>
+                <w:top w:val="none" w:sz="0" w:space="0" w:color="000000"/>
+                <w:left w:val="none" w:sz="0" w:space="0" w:color="000000"/>
+                <w:right w:val="none" w:sz="0" w:space="0" w:color="000000"/>
+              </w:pBdr>
+              <w:spacing w:after="100" w:before="100" w:line="240"/>
+              <w:ind w:left="100" w:right="100" w:firstLine="0" w:firstLineChars="0"/>
+              <w:rPr>
+                <w:rFonts w:ascii="Helvetica" w:hAnsi="Helvetica" w:eastAsia="Helvetica" w:cs="Helvetica"/>
+                <w:i w:val="false"/>
+                <w:b w:val="false"/>
+                <w:u w:val="none"/>
+                <w:sz w:val="22"/>
+                <w:szCs w:val="22"/>
+                <w:color w:val="000000"/>
+              </w:rPr>
+            </w:pPr>
+            <w:r>
+              <w:rPr>
+                <w:rFonts w:ascii="Helvetica" w:hAnsi="Helvetica" w:eastAsia="Helvetica" w:cs="Helvetica"/>
+                <w:i w:val="false"/>
+                <w:b w:val="false"/>
+                <w:u w:val="none"/>
+                <w:sz w:val="22"/>
+                <w:szCs w:val="22"/>
+                <w:color w:val="000000"/>
+              </w:rPr>
+              <w:t xml:space="preserve">0.568</w:t>
             </w:r>
           </w:p>
         </w:tc>
@@ -14766,7 +14766,7 @@
                 <w:szCs w:val="22"/>
                 <w:color w:val="000000"/>
               </w:rPr>
-              <w:t xml:space="preserve">ckd_epi_gfr_cre_cys</w:t>
+              <w:t xml:space="preserve">baseline_cre_egfr</w:t>
             </w:r>
           </w:p>
         </w:tc>
@@ -14872,7 +14872,7 @@
                 <w:szCs w:val="22"/>
                 <w:color w:val="000000"/>
               </w:rPr>
-              <w:t xml:space="preserve">-0.10</w:t>
+              <w:t xml:space="preserve">-0.20</w:t>
             </w:r>
           </w:p>
         </w:tc>
@@ -14925,7 +14925,7 @@
                 <w:szCs w:val="22"/>
                 <w:color w:val="000000"/>
               </w:rPr>
-              <w:t xml:space="preserve">-0.21, 0.02</w:t>
+              <w:t xml:space="preserve">-0.33, -0.06</w:t>
             </w:r>
           </w:p>
         </w:tc>
@@ -14978,7 +14978,7 @@
                 <w:szCs w:val="22"/>
                 <w:color w:val="000000"/>
               </w:rPr>
-              <w:t xml:space="preserve">0.101</w:t>
+              <w:t xml:space="preserve">0.004</w:t>
             </w:r>
           </w:p>
         </w:tc>
@@ -15084,7 +15084,7 @@
                 <w:szCs w:val="22"/>
                 <w:color w:val="000000"/>
               </w:rPr>
-              <w:t xml:space="preserve">-0.18</w:t>
+              <w:t xml:space="preserve">-0.20</w:t>
             </w:r>
           </w:p>
         </w:tc>
@@ -15137,7 +15137,7 @@
                 <w:szCs w:val="22"/>
                 <w:color w:val="000000"/>
               </w:rPr>
-              <w:t xml:space="preserve">-0.34, -0.02</w:t>
+              <w:t xml:space="preserve">-0.36, -0.03</w:t>
             </w:r>
           </w:p>
         </w:tc>
@@ -15190,7 +15190,7 @@
                 <w:szCs w:val="22"/>
                 <w:color w:val="000000"/>
               </w:rPr>
-              <w:t xml:space="preserve">0.030</w:t>
+              <w:t xml:space="preserve">0.020</w:t>
             </w:r>
           </w:p>
         </w:tc>
